--- a/docs/кинетика_осаждения.docx
+++ b/docs/кинетика_осаждения.docx
@@ -697,6 +697,55 @@
           </w:p>
         </w:tc>
       </w:tr>
+      <w:tr>
+        <w:tc>
+          <w:tcPr/>
+          <w:p>
+            <w:pPr>
+              <w:pStyle w:val="Compact"/>
+            </w:pPr>
+            <w:r>
+              <w:rPr>
+                <w:rStyle w:val="VerbatimChar"/>
+              </w:rPr>
+              <w:t xml:space="preserve">pore_network</w:t>
+            </w:r>
+          </w:p>
+        </w:tc>
+        <w:tc>
+          <w:tcPr/>
+          <w:p>
+            <w:pPr>
+              <w:pStyle w:val="Compact"/>
+            </w:pPr>
+            <w:r>
+              <w:t xml:space="preserve">сеть пор и горл: проводимость по эффективной среде</w:t>
+            </w:r>
+          </w:p>
+        </w:tc>
+        <w:tc>
+          <w:tcPr/>
+          <w:p>
+            <w:pPr>
+              <w:pStyle w:val="Compact"/>
+            </w:pPr>
+            <w:r>
+              <w:t xml:space="preserve">Fatt, 1956; Kirkpatrick, 1973</w:t>
+            </w:r>
+          </w:p>
+        </w:tc>
+        <w:tc>
+          <w:tcPr/>
+          <w:p>
+            <w:pPr>
+              <w:pStyle w:val="Compact"/>
+            </w:pPr>
+            <w:r>
+              <w:t xml:space="preserve">(61)–(63)</w:t>
+            </w:r>
+          </w:p>
+        </w:tc>
+      </w:tr>
     </w:tbl>
     <w:bookmarkStart w:id="9" w:name="одна-схема-для-всех-механизмов"/>
     <w:p>
@@ -3124,7 +3173,7 @@
       </w:r>
     </w:p>
     <w:bookmarkEnd w:id="10"/>
-    <w:bookmarkStart w:id="11" w:name="X604b0e33b1c4bf4641a580407d5a1406b1db4d5"/>
+    <w:bookmarkStart w:id="14" w:name="X604b0e33b1c4bf4641a580407d5a1406b1db4d5"/>
     <w:p>
       <w:pPr>
         <w:pStyle w:val="Heading2"/>
@@ -4043,8 +4092,95 @@
         <w:t xml:space="preserve">м/с и при медленном течении превосходит броуновский перенос на порядки. Это проверяется на керновых опытах.</w:t>
       </w:r>
     </w:p>
-    <w:bookmarkEnd w:id="11"/>
-    <w:bookmarkStart w:id="12" w:name="вынос-отложений-флаг-entrainment"/>
+    <w:p>
+      <w:pPr>
+        <w:pStyle w:val="BodyText"/>
+      </w:pPr>
+      <w:r>
+        <w:drawing>
+          <wp:inline>
+            <wp:extent cx="4604164" cy="3133772"/>
+            <wp:effectExtent b="0" l="0" r="0" t="0"/>
+            <wp:docPr descr="" title="" id="12" name="Picture"/>
+            <a:graphic>
+              <a:graphicData uri="http://schemas.openxmlformats.org/drawingml/2006/picture">
+                <pic:pic>
+                  <pic:nvPicPr>
+                    <pic:cNvPr descr="figures/kin01_transport.png" id="13" name="Picture"/>
+                    <pic:cNvPicPr>
+                      <a:picLocks noChangeArrowheads="1" noChangeAspect="1"/>
+                    </pic:cNvPicPr>
+                  </pic:nvPicPr>
+                  <pic:blipFill>
+                    <a:blip r:embed="rId11"/>
+                    <a:stretch>
+                      <a:fillRect/>
+                    </a:stretch>
+                  </pic:blipFill>
+                  <pic:spPr bwMode="auto">
+                    <a:xfrm>
+                      <a:off x="0" y="0"/>
+                      <a:ext cx="4604164" cy="3133772"/>
+                    </a:xfrm>
+                    <a:prstGeom prst="rect">
+                      <a:avLst/>
+                    </a:prstGeom>
+                    <a:noFill/>
+                    <a:ln w="9525">
+                      <a:noFill/>
+                      <a:headEnd/>
+                      <a:tailEnd/>
+                    </a:ln>
+                  </pic:spPr>
+                </pic:pic>
+              </a:graphicData>
+            </a:graphic>
+          </wp:inline>
+        </w:drawing>
+      </w:r>
+    </w:p>
+    <w:p>
+      <w:pPr>
+        <w:pStyle w:val="BodyText"/>
+      </w:pPr>
+      <w:r>
+        <w:t xml:space="preserve">Рис. 13.1. Скорость переноса частиц к стенке канала радиуса 10 мкм по формулам (42)–(44) (</w:t>
+      </w:r>
+      <w:r>
+        <w:rPr>
+          <w:rStyle w:val="VerbatimChar"/>
+        </w:rPr>
+        <w:t xml:space="preserve">docs/make_kinetics_figures.py</w:t>
+      </w:r>
+      <w:r>
+        <w:t xml:space="preserve">). Броуновская диффузия доминирует для частиц мельче 1–2 мкм, сдвиговая дисперсия и оседание — для крупных кристаллов. У калиброванного размера</w:t>
+      </w:r>
+      <w:r>
+        <w:t xml:space="preserve"> </w:t>
+      </w:r>
+      <m:oMath>
+        <m:sSub>
+          <m:e>
+            <m:r>
+              <m:t>d</m:t>
+            </m:r>
+          </m:e>
+          <m:sub>
+            <m:r>
+              <m:t>p</m:t>
+            </m:r>
+          </m:sub>
+        </m:sSub>
+      </m:oMath>
+      <w:r>
+        <w:t xml:space="preserve"> </w:t>
+      </w:r>
+      <w:r>
+        <w:t xml:space="preserve">= 15 мкм оседание и сдвиговая дисперсия дают перенос в 25–60 раз быстрее броуновского.</w:t>
+      </w:r>
+    </w:p>
+    <w:bookmarkEnd w:id="14"/>
+    <w:bookmarkStart w:id="15" w:name="вынос-отложений-флаг-entrainment"/>
     <w:p>
       <w:pPr>
         <w:pStyle w:val="Heading2"/>
@@ -4412,8 +4548,8 @@
         <w:t xml:space="preserve">. Такое плато наблюдается в опытах Sutton, Roberts (1974) и Li et al. (2024) при 45–90 °C, а у прежней модели его не было.</w:t>
       </w:r>
     </w:p>
-    <w:bookmarkEnd w:id="12"/>
-    <w:bookmarkStart w:id="13" w:name="X29808275e0a016c8721df680511d78b374d2fbf"/>
+    <w:bookmarkEnd w:id="15"/>
+    <w:bookmarkStart w:id="19" w:name="X29808275e0a016c8721df680511d78b374d2fbf"/>
     <w:p>
       <w:pPr>
         <w:pStyle w:val="Heading2"/>
@@ -5470,8 +5606,166 @@
         <w:t xml:space="preserve">и только сужали каналы (разд. 12, п. 4).</w:t>
       </w:r>
     </w:p>
-    <w:bookmarkEnd w:id="13"/>
-    <w:bookmarkStart w:id="14" w:name="снежный-ком-флаг-snowball"/>
+    <w:p>
+      <w:pPr>
+        <w:pStyle w:val="BodyText"/>
+      </w:pPr>
+      <w:r>
+        <w:drawing>
+          <wp:inline>
+            <wp:extent cx="6108700" cy="2708161"/>
+            <wp:effectExtent b="0" l="0" r="0" t="0"/>
+            <wp:docPr descr="" title="" id="17" name="Picture"/>
+            <a:graphic>
+              <a:graphicData uri="http://schemas.openxmlformats.org/drawingml/2006/picture">
+                <pic:pic>
+                  <pic:nvPicPr>
+                    <pic:cNvPr descr="figures/kin02_smoluchowski.png" id="18" name="Picture"/>
+                    <pic:cNvPicPr>
+                      <a:picLocks noChangeArrowheads="1" noChangeAspect="1"/>
+                    </pic:cNvPicPr>
+                  </pic:nvPicPr>
+                  <pic:blipFill>
+                    <a:blip r:embed="rId16"/>
+                    <a:stretch>
+                      <a:fillRect/>
+                    </a:stretch>
+                  </pic:blipFill>
+                  <pic:spPr bwMode="auto">
+                    <a:xfrm>
+                      <a:off x="0" y="0"/>
+                      <a:ext cx="6108700" cy="2708161"/>
+                    </a:xfrm>
+                    <a:prstGeom prst="rect">
+                      <a:avLst/>
+                    </a:prstGeom>
+                    <a:noFill/>
+                    <a:ln w="9525">
+                      <a:noFill/>
+                      <a:headEnd/>
+                      <a:tailEnd/>
+                    </a:ln>
+                  </pic:spPr>
+                </pic:pic>
+              </a:graphicData>
+            </a:graphic>
+          </wp:inline>
+        </w:drawing>
+      </w:r>
+    </w:p>
+    <w:p>
+      <w:pPr>
+        <w:pStyle w:val="BodyText"/>
+      </w:pPr>
+      <w:r>
+        <w:t xml:space="preserve">Рис. 13.2. Агрегация асфальтенов при объемной доле 0.1 % и 70 °C. Слева — число флокул: шаги схемы (46) совпадают с точным решением</w:t>
+      </w:r>
+      <w:r>
+        <w:t xml:space="preserve"> </w:t>
+      </w:r>
+      <m:oMath>
+        <m:sSub>
+          <m:e>
+            <m:r>
+              <m:t>N</m:t>
+            </m:r>
+          </m:e>
+          <m:sub>
+            <m:r>
+              <m:t>0</m:t>
+            </m:r>
+          </m:sub>
+        </m:sSub>
+        <m:r>
+          <m:rPr>
+            <m:sty m:val="p"/>
+          </m:rPr>
+          <m:t>/</m:t>
+        </m:r>
+        <m:r>
+          <m:rPr>
+            <m:sty m:val="p"/>
+          </m:rPr>
+          <m:t>(</m:t>
+        </m:r>
+        <m:r>
+          <m:t>1</m:t>
+        </m:r>
+        <m:r>
+          <m:rPr>
+            <m:sty m:val="p"/>
+          </m:rPr>
+          <m:t>+</m:t>
+        </m:r>
+        <m:r>
+          <m:t>K</m:t>
+        </m:r>
+        <m:sSub>
+          <m:e>
+            <m:r>
+              <m:t>N</m:t>
+            </m:r>
+          </m:e>
+          <m:sub>
+            <m:r>
+              <m:t>0</m:t>
+            </m:r>
+          </m:sub>
+        </m:sSub>
+        <m:r>
+          <m:t>t</m:t>
+        </m:r>
+        <m:r>
+          <m:rPr>
+            <m:sty m:val="p"/>
+          </m:rPr>
+          <m:t>/</m:t>
+        </m:r>
+        <m:r>
+          <m:t>2</m:t>
+        </m:r>
+        <m:r>
+          <m:rPr>
+            <m:sty m:val="p"/>
+          </m:rPr>
+          <m:t>)</m:t>
+        </m:r>
+      </m:oMath>
+      <w:r>
+        <w:t xml:space="preserve"> </w:t>
+      </w:r>
+      <w:r>
+        <w:t xml:space="preserve">при любом шаге. Справа — диаметр фрактальной флокулы (47). При DLCA флокулы вырастают до микрон за минуты, при RLCA (</w:t>
+      </w:r>
+      <m:oMath>
+        <m:r>
+          <m:t>W</m:t>
+        </m:r>
+        <m:r>
+          <m:rPr>
+            <m:sty m:val="p"/>
+          </m:rPr>
+          <m:t>=</m:t>
+        </m:r>
+        <m:sSup>
+          <m:e>
+            <m:r>
+              <m:t>10</m:t>
+            </m:r>
+          </m:e>
+          <m:sup>
+            <m:r>
+              <m:t>3</m:t>
+            </m:r>
+          </m:sup>
+        </m:sSup>
+      </m:oMath>
+      <w:r>
+        <w:t xml:space="preserve">) — за часы, как в опытах Maqbool et al. (2009).</w:t>
+      </w:r>
+    </w:p>
+    <w:bookmarkEnd w:id="19"/>
+    <w:bookmarkStart w:id="20" w:name="снежный-ком-флаг-snowball"/>
     <w:p>
       <w:pPr>
         <w:pStyle w:val="Heading2"/>
@@ -5684,8 +5978,8 @@
         </m:oMath>
       </m:oMathPara>
     </w:p>
-    <w:bookmarkEnd w:id="14"/>
-    <w:bookmarkStart w:id="15" w:name="Xceedb93da4832b73b77e5f98619acd701f19361"/>
+    <w:bookmarkEnd w:id="20"/>
+    <w:bookmarkStart w:id="24" w:name="Xceedb93da4832b73b77e5f98619acd701f19361"/>
     <w:p>
       <w:pPr>
         <w:pStyle w:val="Heading2"/>
@@ -6836,7 +7130,7 @@
             <m:t>50</m:t>
           </m:r>
           <m:r>
-            <m:t>a</m:t>
+            <m:t>а</m:t>
           </m:r>
           <m:r>
             <m:rPr>
@@ -6912,7 +7206,660 @@
         <w:pStyle w:val="BodyText"/>
       </w:pPr>
       <w:r>
+        <w:t xml:space="preserve">Уравнение (50) — линейная движущая сила со стороны твердой фазы: скорость пропорциональна недобору до равновесия, и удержание подходит к насыщению экспоненциально. Если лимитирует массообмен со стороны нефти (пленка у стенки), движущая сила — пересыщение раствора относительно равновесной концентрации при текущем удержании</w:t>
+      </w:r>
+      <w:r>
+        <w:t xml:space="preserve"> </w:t>
+      </w:r>
+      <m:oMath>
+        <m:sSup>
+          <m:e>
+            <m:r>
+              <m:t>c</m:t>
+            </m:r>
+          </m:e>
+          <m:sup>
+            <m:r>
+              <m:rPr>
+                <m:sty m:val="p"/>
+              </m:rPr>
+              <m:t>*</m:t>
+            </m:r>
+          </m:sup>
+        </m:sSup>
+        <m:r>
+          <m:rPr>
+            <m:sty m:val="p"/>
+          </m:rPr>
+          <m:t>(</m:t>
+        </m:r>
+        <m:r>
+          <m:rPr>
+            <m:sty m:val="p"/>
+          </m:rPr>
+          <m:t>Γ</m:t>
+        </m:r>
+        <m:r>
+          <m:rPr>
+            <m:sty m:val="p"/>
+          </m:rPr>
+          <m:t>)</m:t>
+        </m:r>
+      </m:oMath>
+      <w:r>
+        <w:t xml:space="preserve"> </w:t>
+      </w:r>
+      <w:r>
+        <w:t xml:space="preserve">— обратной изотермы Ленгмюра:</w:t>
+      </w:r>
+    </w:p>
+    <w:p>
+      <w:pPr>
+        <w:pStyle w:val="BodyText"/>
+      </w:pPr>
+      <m:oMathPara>
+        <m:oMathParaPr>
+          <m:jc m:val="center"/>
+        </m:oMathParaPr>
+        <m:oMath>
+          <m:f>
+            <m:fPr>
+              <m:type m:val="bar"/>
+            </m:fPr>
+            <m:num>
+              <m:r>
+                <m:t>d</m:t>
+              </m:r>
+              <m:r>
+                <m:rPr>
+                  <m:sty m:val="p"/>
+                </m:rPr>
+                <m:t>Γ</m:t>
+              </m:r>
+            </m:num>
+            <m:den>
+              <m:r>
+                <m:t>d</m:t>
+              </m:r>
+              <m:r>
+                <m:t>t</m:t>
+              </m:r>
+            </m:den>
+          </m:f>
+          <m:r>
+            <m:rPr>
+              <m:sty m:val="p"/>
+            </m:rPr>
+            <m:t>=</m:t>
+          </m:r>
+          <m:sSub>
+            <m:e>
+              <m:r>
+                <m:t>k</m:t>
+              </m:r>
+            </m:e>
+            <m:sub>
+              <m:r>
+                <m:t>a</m:t>
+              </m:r>
+              <m:r>
+                <m:t>d</m:t>
+              </m:r>
+              <m:r>
+                <m:t>s</m:t>
+              </m:r>
+            </m:sub>
+          </m:sSub>
+          <m:r>
+            <m:t> </m:t>
+          </m:r>
+          <m:r>
+            <m:t>m</m:t>
+          </m:r>
+          <m:sSub>
+            <m:e>
+              <m:r>
+                <m:t>S</m:t>
+              </m:r>
+            </m:e>
+            <m:sub>
+              <m:r>
+                <m:t>o</m:t>
+              </m:r>
+            </m:sub>
+          </m:sSub>
+          <m:sSub>
+            <m:e>
+              <m:r>
+                <m:t>ρ</m:t>
+              </m:r>
+            </m:e>
+            <m:sub>
+              <m:r>
+                <m:t>o</m:t>
+              </m:r>
+            </m:sub>
+          </m:sSub>
+          <m:r>
+            <m:t> </m:t>
+          </m:r>
+          <m:d>
+            <m:dPr>
+              <m:begChr m:val="("/>
+              <m:sepChr m:val=""/>
+              <m:endChr m:val=")"/>
+              <m:grow/>
+            </m:dPr>
+            <m:e>
+              <m:r>
+                <m:t>c</m:t>
+              </m:r>
+              <m:r>
+                <m:rPr>
+                  <m:sty m:val="p"/>
+                </m:rPr>
+                <m:t>−</m:t>
+              </m:r>
+              <m:sSup>
+                <m:e>
+                  <m:r>
+                    <m:t>c</m:t>
+                  </m:r>
+                </m:e>
+                <m:sup>
+                  <m:r>
+                    <m:rPr>
+                      <m:sty m:val="p"/>
+                    </m:rPr>
+                    <m:t>*</m:t>
+                  </m:r>
+                </m:sup>
+              </m:sSup>
+              <m:r>
+                <m:rPr>
+                  <m:sty m:val="p"/>
+                </m:rPr>
+                <m:t>(</m:t>
+              </m:r>
+              <m:r>
+                <m:rPr>
+                  <m:sty m:val="p"/>
+                </m:rPr>
+                <m:t>Γ</m:t>
+              </m:r>
+              <m:r>
+                <m:rPr>
+                  <m:sty m:val="p"/>
+                </m:rPr>
+                <m:t>)</m:t>
+              </m:r>
+            </m:e>
+          </m:d>
+          <m:r>
+            <m:rPr>
+              <m:sty m:val="p"/>
+            </m:rPr>
+            <m:t>,</m:t>
+          </m:r>
+          <m:r>
+            <m:t>  </m:t>
+          </m:r>
+          <m:sSup>
+            <m:e>
+              <m:r>
+                <m:t>c</m:t>
+              </m:r>
+            </m:e>
+            <m:sup>
+              <m:r>
+                <m:rPr>
+                  <m:sty m:val="p"/>
+                </m:rPr>
+                <m:t>*</m:t>
+              </m:r>
+            </m:sup>
+          </m:sSup>
+          <m:r>
+            <m:rPr>
+              <m:sty m:val="p"/>
+            </m:rPr>
+            <m:t>(</m:t>
+          </m:r>
+          <m:r>
+            <m:rPr>
+              <m:sty m:val="p"/>
+            </m:rPr>
+            <m:t>Γ</m:t>
+          </m:r>
+          <m:r>
+            <m:rPr>
+              <m:sty m:val="p"/>
+            </m:rPr>
+            <m:t>)</m:t>
+          </m:r>
+          <m:r>
+            <m:rPr>
+              <m:sty m:val="p"/>
+            </m:rPr>
+            <m:t>=</m:t>
+          </m:r>
+          <m:f>
+            <m:fPr>
+              <m:type m:val="bar"/>
+            </m:fPr>
+            <m:num>
+              <m:r>
+                <m:rPr>
+                  <m:sty m:val="p"/>
+                </m:rPr>
+                <m:t>Γ</m:t>
+              </m:r>
+            </m:num>
+            <m:den>
+              <m:r>
+                <m:t>K</m:t>
+              </m:r>
+              <m:r>
+                <m:rPr>
+                  <m:sty m:val="p"/>
+                </m:rPr>
+                <m:t>(</m:t>
+              </m:r>
+              <m:sSub>
+                <m:e>
+                  <m:r>
+                    <m:rPr>
+                      <m:sty m:val="p"/>
+                    </m:rPr>
+                    <m:t>Γ</m:t>
+                  </m:r>
+                </m:e>
+                <m:sub>
+                  <m:r>
+                    <m:t>m</m:t>
+                  </m:r>
+                  <m:r>
+                    <m:t>a</m:t>
+                  </m:r>
+                  <m:r>
+                    <m:t>x</m:t>
+                  </m:r>
+                </m:sub>
+              </m:sSub>
+              <m:r>
+                <m:rPr>
+                  <m:sty m:val="p"/>
+                </m:rPr>
+                <m:t>−</m:t>
+              </m:r>
+              <m:r>
+                <m:rPr>
+                  <m:sty m:val="p"/>
+                </m:rPr>
+                <m:t>Γ</m:t>
+              </m:r>
+              <m:r>
+                <m:rPr>
+                  <m:sty m:val="p"/>
+                </m:rPr>
+                <m:t>)</m:t>
+              </m:r>
+            </m:den>
+          </m:f>
+          <m:r>
+            <m:rPr>
+              <m:sty m:val="p"/>
+            </m:rPr>
+            <m:t>.</m:t>
+          </m:r>
+          <m:r>
+            <m:t>  </m:t>
+          </m:r>
+          <m:r>
+            <m:rPr>
+              <m:sty m:val="p"/>
+            </m:rPr>
+            <m:t>(</m:t>
+          </m:r>
+          <m:r>
+            <m:t>50</m:t>
+          </m:r>
+          <m:r>
+            <m:t>б</m:t>
+          </m:r>
+          <m:r>
+            <m:rPr>
+              <m:sty m:val="p"/>
+            </m:rPr>
+            <m:t>)</m:t>
+          </m:r>
+        </m:oMath>
+      </m:oMathPara>
+    </w:p>
+    <w:p>
+      <w:pPr>
+        <w:pStyle w:val="FirstParagraph"/>
+      </w:pPr>
+      <w:r>
+        <w:t xml:space="preserve">При линейной изотерме (</w:t>
+      </w:r>
+      <m:oMath>
+        <m:r>
+          <m:t>K</m:t>
+        </m:r>
+        <m:r>
+          <m:t>c</m:t>
+        </m:r>
+        <m:r>
+          <m:rPr>
+            <m:sty m:val="p"/>
+          </m:rPr>
+          <m:t>≪</m:t>
+        </m:r>
+        <m:r>
+          <m:t>1</m:t>
+        </m:r>
+      </m:oMath>
+      <w:r>
+        <w:t xml:space="preserve">) формы (50) и (50б) совпадают. При выпуклой (</w:t>
+      </w:r>
+      <m:oMath>
+        <m:r>
+          <m:t>K</m:t>
+        </m:r>
+        <m:r>
+          <m:t>c</m:t>
+        </m:r>
+        <m:r>
+          <m:rPr>
+            <m:sty m:val="p"/>
+          </m:rPr>
+          <m:t>≫</m:t>
+        </m:r>
+        <m:r>
+          <m:t>1</m:t>
+        </m:r>
+      </m:oMath>
+      <w:r>
+        <w:t xml:space="preserve">) они различаются качественно:</w:t>
+      </w:r>
+      <w:r>
+        <w:t xml:space="preserve"> </w:t>
+      </w:r>
+      <m:oMath>
+        <m:sSup>
+          <m:e>
+            <m:r>
+              <m:t>c</m:t>
+            </m:r>
+          </m:e>
+          <m:sup>
+            <m:r>
+              <m:rPr>
+                <m:sty m:val="p"/>
+              </m:rPr>
+              <m:t>*</m:t>
+            </m:r>
+          </m:sup>
+        </m:sSup>
+      </m:oMath>
+      <w:r>
+        <w:t xml:space="preserve"> </w:t>
+      </w:r>
+      <w:r>
+        <w:t xml:space="preserve">остается малой почти до насыщения, поэтому удержание по (50б) идет с постоянной скоростью и резко останавливается. Выбор формы — runtime-параметр</w:t>
+      </w:r>
+      <w:r>
+        <w:t xml:space="preserve"> </w:t>
+      </w:r>
+      <w:r>
+        <w:rPr>
+          <w:rStyle w:val="VerbatimChar"/>
+        </w:rPr>
+        <w:t xml:space="preserve">ads_film</w:t>
+      </w:r>
+      <w:r>
+        <w:t xml:space="preserve"> </w:t>
+      </w:r>
+      <w:r>
+        <w:t xml:space="preserve">(0 — (50), 1 — (50б)). Уравнение (50б) жесткое при большой</w:t>
+      </w:r>
+      <w:r>
+        <w:t xml:space="preserve"> </w:t>
+      </w:r>
+      <m:oMath>
+        <m:r>
+          <m:t>K</m:t>
+        </m:r>
+      </m:oMath>
+      <w:r>
+        <w:t xml:space="preserve"> </w:t>
+      </w:r>
+      <w:r>
+        <w:t xml:space="preserve">и интегрируется неявным Эйлером:</w:t>
+      </w:r>
+      <w:r>
+        <w:t xml:space="preserve"> </w:t>
+      </w:r>
+      <m:oMath>
+        <m:sSup>
+          <m:e>
+            <m:r>
+              <m:rPr>
+                <m:sty m:val="p"/>
+              </m:rPr>
+              <m:t>Γ</m:t>
+            </m:r>
+          </m:e>
+          <m:sup>
+            <m:r>
+              <m:t>n</m:t>
+            </m:r>
+            <m:r>
+              <m:rPr>
+                <m:sty m:val="p"/>
+              </m:rPr>
+              <m:t>+</m:t>
+            </m:r>
+            <m:r>
+              <m:t>1</m:t>
+            </m:r>
+          </m:sup>
+        </m:sSup>
+      </m:oMath>
+      <w:r>
+        <w:t xml:space="preserve"> </w:t>
+      </w:r>
+      <w:r>
+        <w:t xml:space="preserve">— меньший корень квадратного уравнения, он всегда лежит в</w:t>
+      </w:r>
+      <w:r>
+        <w:t xml:space="preserve"> </w:t>
+      </w:r>
+      <m:oMath>
+        <m:r>
+          <m:rPr>
+            <m:sty m:val="p"/>
+          </m:rPr>
+          <m:t>[</m:t>
+        </m:r>
+        <m:r>
+          <m:t>0</m:t>
+        </m:r>
+        <m:r>
+          <m:rPr>
+            <m:sty m:val="p"/>
+          </m:rPr>
+          <m:t>,</m:t>
+        </m:r>
+        <m:sSub>
+          <m:e>
+            <m:r>
+              <m:rPr>
+                <m:sty m:val="p"/>
+              </m:rPr>
+              <m:t>Γ</m:t>
+            </m:r>
+          </m:e>
+          <m:sub>
+            <m:r>
+              <m:t>m</m:t>
+            </m:r>
+            <m:r>
+              <m:t>a</m:t>
+            </m:r>
+            <m:r>
+              <m:t>x</m:t>
+            </m:r>
+          </m:sub>
+        </m:sSub>
+        <m:r>
+          <m:rPr>
+            <m:sty m:val="p"/>
+          </m:rPr>
+          <m:t>)</m:t>
+        </m:r>
+      </m:oMath>
+      <w:r>
+        <w:t xml:space="preserve"> </w:t>
+      </w:r>
+      <w:r>
+        <w:t xml:space="preserve">(</w:t>
+      </w:r>
+      <w:r>
+        <w:rPr>
+          <w:rStyle w:val="VerbatimChar"/>
+        </w:rPr>
+        <w:t xml:space="preserve">Kinetics_math.langmuir_film_step</w:t>
+      </w:r>
+      <w:r>
+        <w:t xml:space="preserve">).</w:t>
+      </w:r>
+    </w:p>
+    <w:p>
+      <w:pPr>
+        <w:pStyle w:val="BodyText"/>
+      </w:pPr>
+      <w:r>
+        <w:t xml:space="preserve">В опыте Li et al. (2024) различие между формами видно прямо. На ступенях 65 и 45 °C подобранная изотерма выпуклая (</w:t>
+      </w:r>
+      <m:oMath>
+        <m:r>
+          <m:t>K</m:t>
+        </m:r>
+        <m:r>
+          <m:t>c</m:t>
+        </m:r>
+      </m:oMath>
+      <w:r>
+        <w:t xml:space="preserve"> </w:t>
+      </w:r>
+      <w:r>
+        <w:t xml:space="preserve">= 2–20), и проницаемость падает почти линейно, а к 2.2 PV резко выходит на плато. На ступени 90 °C изотерма линейная (</w:t>
+      </w:r>
+      <m:oMath>
+        <m:r>
+          <m:t>K</m:t>
+        </m:r>
+        <m:r>
+          <m:t>c</m:t>
+        </m:r>
+        <m:r>
+          <m:rPr>
+            <m:sty m:val="p"/>
+          </m:rPr>
+          <m:t>≈</m:t>
+        </m:r>
+        <m:r>
+          <m:t>0.15</m:t>
+        </m:r>
+      </m:oMath>
+      <w:r>
+        <w:t xml:space="preserve">), и подход к плато экспоненциальный. Сравнение форм — в</w:t>
+      </w:r>
+      <w:r>
+        <w:t xml:space="preserve"> </w:t>
+      </w:r>
+      <w:r>
+        <w:rPr>
+          <w:rStyle w:val="VerbatimChar"/>
+        </w:rPr>
+        <w:t xml:space="preserve">experiments/сравнение_с_опытами.md</w:t>
+      </w:r>
+      <w:r>
+        <w:t xml:space="preserve">.</w:t>
+      </w:r>
+    </w:p>
+    <w:p>
+      <w:pPr>
+        <w:pStyle w:val="BodyText"/>
+      </w:pPr>
+      <w:r>
         <w:t xml:space="preserve">За шаг удерживается не больше, чем растворено с учетом оттока.</w:t>
+      </w:r>
+    </w:p>
+    <w:p>
+      <w:pPr>
+        <w:pStyle w:val="BodyText"/>
+      </w:pPr>
+      <w:r>
+        <w:drawing>
+          <wp:inline>
+            <wp:extent cx="4181427" cy="2899429"/>
+            <wp:effectExtent b="0" l="0" r="0" t="0"/>
+            <wp:docPr descr="" title="" id="22" name="Picture"/>
+            <a:graphic>
+              <a:graphicData uri="http://schemas.openxmlformats.org/drawingml/2006/picture">
+                <pic:pic>
+                  <pic:nvPicPr>
+                    <pic:cNvPr descr="figures/kin03_langmuir.png" id="23" name="Picture"/>
+                    <pic:cNvPicPr>
+                      <a:picLocks noChangeArrowheads="1" noChangeAspect="1"/>
+                    </pic:cNvPicPr>
+                  </pic:nvPicPr>
+                  <pic:blipFill>
+                    <a:blip r:embed="rId21"/>
+                    <a:stretch>
+                      <a:fillRect/>
+                    </a:stretch>
+                  </pic:blipFill>
+                  <pic:spPr bwMode="auto">
+                    <a:xfrm>
+                      <a:off x="0" y="0"/>
+                      <a:ext cx="4181427" cy="2899429"/>
+                    </a:xfrm>
+                    <a:prstGeom prst="rect">
+                      <a:avLst/>
+                    </a:prstGeom>
+                    <a:noFill/>
+                    <a:ln w="9525">
+                      <a:noFill/>
+                      <a:headEnd/>
+                      <a:tailEnd/>
+                    </a:ln>
+                  </pic:spPr>
+                </pic:pic>
+              </a:graphicData>
+            </a:graphic>
+          </wp:inline>
+        </w:drawing>
+      </w:r>
+    </w:p>
+    <w:p>
+      <w:pPr>
+        <w:pStyle w:val="BodyText"/>
+      </w:pPr>
+      <w:r>
+        <w:t xml:space="preserve">Рис. 13.3. Равновесное удержание смол и асфальтенов от температуры — изотерма (50) при параметрах, подобранных по ступенчатому опыту Li et al. (2024) (</w:t>
+      </w:r>
+      <w:r>
+        <w:rPr>
+          <w:rStyle w:val="VerbatimChar"/>
+        </w:rPr>
+        <w:t xml:space="preserve">experiments/li2024.py</w:t>
+      </w:r>
+      <w:r>
+        <w:t xml:space="preserve">), и накопленная проницаемость ступеней опыта. Удержание растет при охлаждении. При 65 и 45 °C равновесие лежит ниже плато опыта: за 5 PV ступени удержание до равновесия не доходит, его ограничивают подвод асфальтенов и смол и кинетика. Поэтому параметры подбираются прогонами всего протокола, а не по равновесным плато: такой подбор дает при 65 и 45 °C СКО 0.25 и 0.16 вместо 0.03 и 0.04.</w:t>
       </w:r>
     </w:p>
     <w:p>
@@ -7258,8 +8205,8 @@
         <w:t xml:space="preserve">это видно по величинам.</w:t>
       </w:r>
     </w:p>
-    <w:bookmarkEnd w:id="15"/>
-    <w:bookmarkStart w:id="16" w:name="смена-смачиваемости-флаг-wettability"/>
+    <w:bookmarkEnd w:id="24"/>
+    <w:bookmarkStart w:id="25" w:name="смена-смачиваемости-флаг-wettability"/>
     <w:p>
       <w:pPr>
         <w:pStyle w:val="Heading2"/>
@@ -7556,8 +8503,8 @@
         <w:t xml:space="preserve">Нефтесмачиваемый набор имеет меньшую связанную воду и меньшую остаточную нефть, вода в нем подвижнее. Опытов для проверки в репозитории нет — только предельные случаи.</w:t>
       </w:r>
     </w:p>
-    <w:bookmarkEnd w:id="16"/>
-    <w:bookmarkStart w:id="17" w:name="X241f8eaf83bb166a4eb8eb2e912d5c2d7232368"/>
+    <w:bookmarkEnd w:id="25"/>
+    <w:bookmarkStart w:id="26" w:name="X241f8eaf83bb166a4eb8eb2e912d5c2d7232368"/>
     <w:p>
       <w:pPr>
         <w:pStyle w:val="Heading2"/>
@@ -8229,8 +9176,8 @@
         </m:oMath>
       </m:oMathPara>
     </w:p>
-    <w:bookmarkEnd w:id="17"/>
-    <w:bookmarkStart w:id="18" w:name="X625957ef3b9a8cec32821979d697aaea9478fc1"/>
+    <w:bookmarkEnd w:id="26"/>
+    <w:bookmarkStart w:id="30" w:name="X625957ef3b9a8cec32821979d697aaea9478fc1"/>
     <w:p>
       <w:pPr>
         <w:pStyle w:val="Heading2"/>
@@ -9224,8 +10171,166 @@
         <w:t xml:space="preserve">(PV) — так поступали Wang, Civan (2005) для опытов Sutton, Roberts.</w:t>
       </w:r>
     </w:p>
-    <w:bookmarkEnd w:id="18"/>
-    <w:bookmarkStart w:id="19" w:name="Xd07a3d4e573099f319837333e1eacc254adc97c"/>
+    <w:p>
+      <w:pPr>
+        <w:pStyle w:val="BodyText"/>
+      </w:pPr>
+      <w:r>
+        <w:drawing>
+          <wp:inline>
+            <wp:extent cx="4503075" cy="2963758"/>
+            <wp:effectExtent b="0" l="0" r="0" t="0"/>
+            <wp:docPr descr="" title="" id="28" name="Picture"/>
+            <a:graphic>
+              <a:graphicData uri="http://schemas.openxmlformats.org/drawingml/2006/picture">
+                <pic:pic>
+                  <pic:nvPicPr>
+                    <pic:cNvPr descr="figures/kin04_permeability.png" id="29" name="Picture"/>
+                    <pic:cNvPicPr>
+                      <a:picLocks noChangeArrowheads="1" noChangeAspect="1"/>
+                    </pic:cNvPicPr>
+                  </pic:nvPicPr>
+                  <pic:blipFill>
+                    <a:blip r:embed="rId27"/>
+                    <a:stretch>
+                      <a:fillRect/>
+                    </a:stretch>
+                  </pic:blipFill>
+                  <pic:spPr bwMode="auto">
+                    <a:xfrm>
+                      <a:off x="0" y="0"/>
+                      <a:ext cx="4503075" cy="2963758"/>
+                    </a:xfrm>
+                    <a:prstGeom prst="rect">
+                      <a:avLst/>
+                    </a:prstGeom>
+                    <a:noFill/>
+                    <a:ln w="9525">
+                      <a:noFill/>
+                      <a:headEnd/>
+                      <a:tailEnd/>
+                    </a:ln>
+                  </pic:spPr>
+                </pic:pic>
+              </a:graphicData>
+            </a:graphic>
+          </wp:inline>
+        </w:drawing>
+      </w:r>
+    </w:p>
+    <w:p>
+      <w:pPr>
+        <w:pStyle w:val="BodyText"/>
+      </w:pPr>
+      <w:r>
+        <w:t xml:space="preserve">Рис. 13.4. Корреляции проницаемости (56) и пучок капилляров при равномерном сужении всех каналов. Пучок дает самую пологую связь: у широких каналов проводимость теряется медленнее объема. Пары</w:t>
+      </w:r>
+      <w:r>
+        <w:t xml:space="preserve"> </w:t>
+      </w:r>
+      <m:oMath>
+        <m:r>
+          <m:rPr>
+            <m:sty m:val="p"/>
+          </m:rPr>
+          <m:t>(</m:t>
+        </m:r>
+        <m:r>
+          <m:t>m</m:t>
+        </m:r>
+        <m:r>
+          <m:rPr>
+            <m:sty m:val="p"/>
+          </m:rPr>
+          <m:t>/</m:t>
+        </m:r>
+        <m:sSub>
+          <m:e>
+            <m:r>
+              <m:t>m</m:t>
+            </m:r>
+          </m:e>
+          <m:sub>
+            <m:r>
+              <m:t>0</m:t>
+            </m:r>
+          </m:sub>
+        </m:sSub>
+        <m:r>
+          <m:rPr>
+            <m:sty m:val="p"/>
+          </m:rPr>
+          <m:t>,</m:t>
+        </m:r>
+        <m:r>
+          <m:t>k</m:t>
+        </m:r>
+        <m:r>
+          <m:rPr>
+            <m:sty m:val="p"/>
+          </m:rPr>
+          <m:t>/</m:t>
+        </m:r>
+        <m:sSub>
+          <m:e>
+            <m:r>
+              <m:t>k</m:t>
+            </m:r>
+          </m:e>
+          <m:sub>
+            <m:r>
+              <m:t>0</m:t>
+            </m:r>
+          </m:sub>
+        </m:sSub>
+        <m:r>
+          <m:rPr>
+            <m:sty m:val="p"/>
+          </m:rPr>
+          <m:t>)</m:t>
+        </m:r>
+      </m:oMath>
+      <w:r>
+        <w:t xml:space="preserve"> </w:t>
+      </w:r>
+      <w:r>
+        <w:t xml:space="preserve">кернов He et al. (2020) ложатся на степенной закон с</w:t>
+      </w:r>
+      <w:r>
+        <w:t xml:space="preserve"> </w:t>
+      </w:r>
+      <m:oMath>
+        <m:r>
+          <m:t>n</m:t>
+        </m:r>
+        <m:r>
+          <m:rPr>
+            <m:sty m:val="p"/>
+          </m:rPr>
+          <m:t>≈</m:t>
+        </m:r>
+        <m:r>
+          <m:t>6</m:t>
+        </m:r>
+      </m:oMath>
+      <w:r>
+        <w:t xml:space="preserve"> </w:t>
+      </w:r>
+      <w:r>
+        <w:t xml:space="preserve">(</w:t>
+      </w:r>
+      <w:r>
+        <w:rPr>
+          <w:rStyle w:val="VerbatimChar"/>
+        </w:rPr>
+        <w:t xml:space="preserve">experiments/he2020.py</w:t>
+      </w:r>
+      <w:r>
+        <w:t xml:space="preserve">), то есть ниже диапазона 8–19 из обзора.</w:t>
+      </w:r>
+    </w:p>
+    <w:bookmarkEnd w:id="30"/>
+    <w:bookmarkStart w:id="34" w:name="Xd07a3d4e573099f319837333e1eacc254adc97c"/>
     <w:p>
       <w:pPr>
         <w:pStyle w:val="Heading2"/>
@@ -10547,8 +11652,166 @@
         <w:t xml:space="preserve">исчезает за доли секунды, и механизм (59) заметен только на фронте охлаждения при больших скоростях.</w:t>
       </w:r>
     </w:p>
-    <w:bookmarkEnd w:id="19"/>
-    <w:bookmarkStart w:id="20" w:name="скин-фактор-скважины"/>
+    <w:p>
+      <w:pPr>
+        <w:pStyle w:val="BodyText"/>
+      </w:pPr>
+      <w:r>
+        <w:drawing>
+          <wp:inline>
+            <wp:extent cx="4181427" cy="2885644"/>
+            <wp:effectExtent b="0" l="0" r="0" t="0"/>
+            <wp:docPr descr="" title="" id="32" name="Picture"/>
+            <a:graphic>
+              <a:graphicData uri="http://schemas.openxmlformats.org/drawingml/2006/picture">
+                <pic:pic>
+                  <pic:nvPicPr>
+                    <pic:cNvPr descr="figures/kin05_schumann.png" id="33" name="Picture"/>
+                    <pic:cNvPicPr>
+                      <a:picLocks noChangeArrowheads="1" noChangeAspect="1"/>
+                    </pic:cNvPicPr>
+                  </pic:nvPicPr>
+                  <pic:blipFill>
+                    <a:blip r:embed="rId31"/>
+                    <a:stretch>
+                      <a:fillRect/>
+                    </a:stretch>
+                  </pic:blipFill>
+                  <pic:spPr bwMode="auto">
+                    <a:xfrm>
+                      <a:off x="0" y="0"/>
+                      <a:ext cx="4181427" cy="2885644"/>
+                    </a:xfrm>
+                    <a:prstGeom prst="rect">
+                      <a:avLst/>
+                    </a:prstGeom>
+                    <a:noFill/>
+                    <a:ln w="9525">
+                      <a:noFill/>
+                      <a:headEnd/>
+                      <a:tailEnd/>
+                    </a:ln>
+                  </pic:spPr>
+                </pic:pic>
+              </a:graphicData>
+            </a:graphic>
+          </wp:inline>
+        </w:drawing>
+      </w:r>
+    </w:p>
+    <w:p>
+      <w:pPr>
+        <w:pStyle w:val="BodyText"/>
+      </w:pPr>
+      <w:r>
+        <w:t xml:space="preserve">Рис. 13.5. Температура флюида на выходе из слоя: схема (перенос с числом Куранта 1 и точный обмен (58) за шаг) против решения Шумана для трех значений безразмерной длины слоя</w:t>
+      </w:r>
+      <w:r>
+        <w:t xml:space="preserve"> </w:t>
+      </w:r>
+      <m:oMath>
+        <m:r>
+          <m:t>y</m:t>
+        </m:r>
+        <m:r>
+          <m:rPr>
+            <m:sty m:val="p"/>
+          </m:rPr>
+          <m:t>=</m:t>
+        </m:r>
+        <m:sSub>
+          <m:e>
+            <m:r>
+              <m:t>h</m:t>
+            </m:r>
+          </m:e>
+          <m:sub>
+            <m:r>
+              <m:t>v</m:t>
+            </m:r>
+          </m:sub>
+        </m:sSub>
+        <m:r>
+          <m:t>L</m:t>
+        </m:r>
+        <m:r>
+          <m:rPr>
+            <m:sty m:val="p"/>
+          </m:rPr>
+          <m:t>/</m:t>
+        </m:r>
+        <m:r>
+          <m:rPr>
+            <m:sty m:val="p"/>
+          </m:rPr>
+          <m:t>(</m:t>
+        </m:r>
+        <m:sSub>
+          <m:e>
+            <m:r>
+              <m:t>C</m:t>
+            </m:r>
+          </m:e>
+          <m:sub>
+            <m:r>
+              <m:t>f</m:t>
+            </m:r>
+          </m:sub>
+        </m:sSub>
+        <m:r>
+          <m:t>u</m:t>
+        </m:r>
+        <m:r>
+          <m:rPr>
+            <m:sty m:val="p"/>
+          </m:rPr>
+          <m:t>)</m:t>
+        </m:r>
+      </m:oMath>
+      <w:r>
+        <w:t xml:space="preserve">. Расхождение — меньше</w:t>
+      </w:r>
+      <w:r>
+        <w:t xml:space="preserve"> </w:t>
+      </w:r>
+      <m:oMath>
+        <m:sSup>
+          <m:e>
+            <m:r>
+              <m:t>10</m:t>
+            </m:r>
+          </m:e>
+          <m:sup>
+            <m:r>
+              <m:rPr>
+                <m:sty m:val="p"/>
+              </m:rPr>
+              <m:t>−</m:t>
+            </m:r>
+            <m:r>
+              <m:t>3</m:t>
+            </m:r>
+          </m:sup>
+        </m:sSup>
+      </m:oMath>
+      <w:r>
+        <w:t xml:space="preserve"> </w:t>
+      </w:r>
+      <w:r>
+        <w:t xml:space="preserve">(</w:t>
+      </w:r>
+      <w:r>
+        <w:rPr>
+          <w:rStyle w:val="VerbatimChar"/>
+        </w:rPr>
+        <w:t xml:space="preserve">tests/test_kinetics_math.py</w:t>
+      </w:r>
+      <w:r>
+        <w:t xml:space="preserve">).</w:t>
+      </w:r>
+    </w:p>
+    <w:bookmarkEnd w:id="34"/>
+    <w:bookmarkStart w:id="35" w:name="скин-фактор-скважины"/>
     <w:p>
       <w:pPr>
         <w:pStyle w:val="Heading2"/>
@@ -10730,7 +11993,2665 @@
         </m:oMath>
       </m:oMathPara>
     </w:p>
-    <w:bookmarkEnd w:id="20"/>
+    <w:bookmarkEnd w:id="35"/>
+    <w:bookmarkStart w:id="39" w:name="сеть-пор-и-горл-флаг-pore_network"/>
+    <w:p>
+      <w:pPr>
+        <w:pStyle w:val="Heading2"/>
+      </w:pPr>
+      <w:r>
+        <w:t xml:space="preserve">13.13. Сеть пор и горл (флаг</w:t>
+      </w:r>
+      <w:r>
+        <w:t xml:space="preserve"> </w:t>
+      </w:r>
+      <w:r>
+        <w:rPr>
+          <w:rStyle w:val="VerbatimChar"/>
+        </w:rPr>
+        <w:t xml:space="preserve">pore_network</w:t>
+      </w:r>
+      <w:r>
+        <w:t xml:space="preserve">)</w:t>
+      </w:r>
+    </w:p>
+    <w:p>
+      <w:pPr>
+        <w:pStyle w:val="FirstParagraph"/>
+      </w:pPr>
+      <w:r>
+        <w:t xml:space="preserve">Пучок капилляров — самая простая модель порового пространства: параллельные независимые каналы. В ней закупоренный канал выпадает из проводимости целиком, а обходного пути у потока нет. Проводимость пучка — сумма проводимостей каналов,</w:t>
+      </w:r>
+      <w:r>
+        <w:t xml:space="preserve"> </w:t>
+      </w:r>
+      <m:oMath>
+        <m:r>
+          <m:t>k</m:t>
+        </m:r>
+        <m:r>
+          <m:rPr>
+            <m:sty m:val="p"/>
+          </m:rPr>
+          <m:t>∼</m:t>
+        </m:r>
+        <m:r>
+          <m:rPr>
+            <m:sty m:val="p"/>
+          </m:rPr>
+          <m:t>∫</m:t>
+        </m:r>
+        <m:sSup>
+          <m:e>
+            <m:r>
+              <m:t>r</m:t>
+            </m:r>
+          </m:e>
+          <m:sup>
+            <m:r>
+              <m:t>4</m:t>
+            </m:r>
+          </m:sup>
+        </m:sSup>
+        <m:r>
+          <m:t>φ</m:t>
+        </m:r>
+        <m:r>
+          <m:t> </m:t>
+        </m:r>
+        <m:r>
+          <m:t>d</m:t>
+        </m:r>
+        <m:r>
+          <m:t>r</m:t>
+        </m:r>
+      </m:oMath>
+      <w:r>
+        <w:t xml:space="preserve">. Fatt (1956) показал, что пучок не воспроизводит наблюдаемых свойств пород, и предложил сеть: поры — узлы, соединенные горлами. Сетевые модели и их динамические варианты, где радиусы горл меняются по мере отложения (Nikooey et al., 2015 — для асфальтенов), в обзорах считаются наиболее физичными для кольматации. Там же отмечено, что пучок почти не видит главного для отложений: закупорки в горлах, связности и перераспределения потока (</w:t>
+      </w:r>
+      <w:r>
+        <w:rPr>
+          <w:rStyle w:val="VerbatimChar"/>
+        </w:rPr>
+        <w:t xml:space="preserve">resources/всякие статьи/модели ПС/</w:t>
+      </w:r>
+      <w:r>
+        <w:t xml:space="preserve">).</w:t>
+      </w:r>
+    </w:p>
+    <w:p>
+      <w:pPr>
+        <w:pStyle w:val="BodyText"/>
+      </w:pPr>
+      <w:r>
+        <w:t xml:space="preserve">В модели функция</w:t>
+      </w:r>
+      <w:r>
+        <w:t xml:space="preserve"> </w:t>
+      </w:r>
+      <m:oMath>
+        <m:r>
+          <m:t>φ</m:t>
+        </m:r>
+        <m:r>
+          <m:rPr>
+            <m:sty m:val="p"/>
+          </m:rPr>
+          <m:t>(</m:t>
+        </m:r>
+        <m:r>
+          <m:t>r</m:t>
+        </m:r>
+        <m:r>
+          <m:rPr>
+            <m:sty m:val="p"/>
+          </m:rPr>
+          <m:t>)</m:t>
+        </m:r>
+      </m:oMath>
+      <w:r>
+        <w:t xml:space="preserve"> </w:t>
+      </w:r>
+      <w:r>
+        <w:t xml:space="preserve">остается распределением пор по размерам, а сеть добавляет две вещи.</w:t>
+      </w:r>
+    </w:p>
+    <w:p>
+      <w:pPr>
+        <w:pStyle w:val="BodyText"/>
+      </w:pPr>
+      <w:r>
+        <w:rPr>
+          <w:b/>
+          <w:bCs/>
+        </w:rPr>
+        <w:t xml:space="preserve">Горла.</w:t>
+      </w:r>
+      <w:r>
+        <w:t xml:space="preserve"> </w:t>
+      </w:r>
+      <w:r>
+        <w:t xml:space="preserve">Проводимость дают горла, а не поры. Горло поры исходного радиуса</w:t>
+      </w:r>
+      <w:r>
+        <w:t xml:space="preserve"> </w:t>
+      </w:r>
+      <m:oMath>
+        <m:sSub>
+          <m:e>
+            <m:r>
+              <m:t>r</m:t>
+            </m:r>
+          </m:e>
+          <m:sub>
+            <m:r>
+              <m:t>0</m:t>
+            </m:r>
+          </m:sub>
+        </m:sSub>
+      </m:oMath>
+      <w:r>
+        <w:t xml:space="preserve"> </w:t>
+      </w:r>
+      <w:r>
+        <w:t xml:space="preserve">имеет радиус</w:t>
+      </w:r>
+      <w:r>
+        <w:t xml:space="preserve"> </w:t>
+      </w:r>
+      <m:oMath>
+        <m:sSub>
+          <m:e>
+            <m:r>
+              <m:t>γ</m:t>
+            </m:r>
+          </m:e>
+          <m:sub>
+            <m:r>
+              <m:t>t</m:t>
+            </m:r>
+          </m:sub>
+        </m:sSub>
+        <m:sSub>
+          <m:e>
+            <m:r>
+              <m:t>r</m:t>
+            </m:r>
+          </m:e>
+          <m:sub>
+            <m:r>
+              <m:t>0</m:t>
+            </m:r>
+          </m:sub>
+        </m:sSub>
+      </m:oMath>
+      <w:r>
+        <w:t xml:space="preserve">. Тот же слой отложения толщины</w:t>
+      </w:r>
+      <w:r>
+        <w:t xml:space="preserve"> </w:t>
+      </w:r>
+      <m:oMath>
+        <m:r>
+          <m:t>h</m:t>
+        </m:r>
+      </m:oMath>
+      <w:r>
+        <w:t xml:space="preserve">, который сужает пору до</w:t>
+      </w:r>
+      <w:r>
+        <w:t xml:space="preserve"> </w:t>
+      </w:r>
+      <m:oMath>
+        <m:r>
+          <m:t>r</m:t>
+        </m:r>
+        <m:r>
+          <m:rPr>
+            <m:sty m:val="p"/>
+          </m:rPr>
+          <m:t>=</m:t>
+        </m:r>
+        <m:sSub>
+          <m:e>
+            <m:r>
+              <m:t>r</m:t>
+            </m:r>
+          </m:e>
+          <m:sub>
+            <m:r>
+              <m:t>0</m:t>
+            </m:r>
+          </m:sub>
+        </m:sSub>
+        <m:r>
+          <m:rPr>
+            <m:sty m:val="p"/>
+          </m:rPr>
+          <m:t>−</m:t>
+        </m:r>
+        <m:r>
+          <m:t>h</m:t>
+        </m:r>
+      </m:oMath>
+      <w:r>
+        <w:t xml:space="preserve">, сужает горло до</w:t>
+      </w:r>
+    </w:p>
+    <w:p>
+      <w:pPr>
+        <w:pStyle w:val="BodyText"/>
+      </w:pPr>
+      <m:oMathPara>
+        <m:oMathParaPr>
+          <m:jc m:val="center"/>
+        </m:oMathParaPr>
+        <m:oMath>
+          <m:sSub>
+            <m:e>
+              <m:r>
+                <m:t>r</m:t>
+              </m:r>
+            </m:e>
+            <m:sub>
+              <m:r>
+                <m:t>t</m:t>
+              </m:r>
+            </m:sub>
+          </m:sSub>
+          <m:r>
+            <m:rPr>
+              <m:sty m:val="p"/>
+            </m:rPr>
+            <m:t>=</m:t>
+          </m:r>
+          <m:sSub>
+            <m:e>
+              <m:r>
+                <m:t>γ</m:t>
+              </m:r>
+            </m:e>
+            <m:sub>
+              <m:r>
+                <m:t>t</m:t>
+              </m:r>
+            </m:sub>
+          </m:sSub>
+          <m:r>
+            <m:rPr>
+              <m:sty m:val="p"/>
+            </m:rPr>
+            <m:t>(</m:t>
+          </m:r>
+          <m:r>
+            <m:t>r</m:t>
+          </m:r>
+          <m:r>
+            <m:rPr>
+              <m:sty m:val="p"/>
+            </m:rPr>
+            <m:t>+</m:t>
+          </m:r>
+          <m:r>
+            <m:t>h</m:t>
+          </m:r>
+          <m:r>
+            <m:rPr>
+              <m:sty m:val="p"/>
+            </m:rPr>
+            <m:t>)</m:t>
+          </m:r>
+          <m:r>
+            <m:rPr>
+              <m:sty m:val="p"/>
+            </m:rPr>
+            <m:t>−</m:t>
+          </m:r>
+          <m:r>
+            <m:t>h</m:t>
+          </m:r>
+          <m:r>
+            <m:rPr>
+              <m:sty m:val="p"/>
+            </m:rPr>
+            <m:t>,</m:t>
+          </m:r>
+          <m:r>
+            <m:t>  </m:t>
+          </m:r>
+          <m:r>
+            <m:t>g</m:t>
+          </m:r>
+          <m:r>
+            <m:rPr>
+              <m:sty m:val="p"/>
+            </m:rPr>
+            <m:t>(</m:t>
+          </m:r>
+          <m:r>
+            <m:t>r</m:t>
+          </m:r>
+          <m:r>
+            <m:rPr>
+              <m:sty m:val="p"/>
+            </m:rPr>
+            <m:t>)</m:t>
+          </m:r>
+          <m:r>
+            <m:rPr>
+              <m:sty m:val="p"/>
+            </m:rPr>
+            <m:t>∼</m:t>
+          </m:r>
+          <m:sSubSup>
+            <m:e>
+              <m:r>
+                <m:t>r</m:t>
+              </m:r>
+            </m:e>
+            <m:sub>
+              <m:r>
+                <m:t>t</m:t>
+              </m:r>
+            </m:sub>
+            <m:sup>
+              <m:r>
+                <m:t>4</m:t>
+              </m:r>
+            </m:sup>
+          </m:sSubSup>
+          <m:r>
+            <m:t> </m:t>
+          </m:r>
+          <m:r>
+            <m:rPr>
+              <m:sty m:val="p"/>
+            </m:rPr>
+            <m:t>(</m:t>
+          </m:r>
+          <m:sSub>
+            <m:e>
+              <m:r>
+                <m:t>r</m:t>
+              </m:r>
+            </m:e>
+            <m:sub>
+              <m:r>
+                <m:t>t</m:t>
+              </m:r>
+            </m:sub>
+          </m:sSub>
+          <m:r>
+            <m:rPr>
+              <m:sty m:val="p"/>
+            </m:rPr>
+            <m:t>&gt;</m:t>
+          </m:r>
+          <m:r>
+            <m:t>0</m:t>
+          </m:r>
+          <m:r>
+            <m:rPr>
+              <m:sty m:val="p"/>
+            </m:rPr>
+            <m:t>)</m:t>
+          </m:r>
+          <m:r>
+            <m:rPr>
+              <m:sty m:val="p"/>
+            </m:rPr>
+            <m:t>.</m:t>
+          </m:r>
+          <m:r>
+            <m:t>  </m:t>
+          </m:r>
+          <m:r>
+            <m:rPr>
+              <m:sty m:val="p"/>
+            </m:rPr>
+            <m:t>(</m:t>
+          </m:r>
+          <m:r>
+            <m:t>61</m:t>
+          </m:r>
+          <m:r>
+            <m:rPr>
+              <m:sty m:val="p"/>
+            </m:rPr>
+            <m:t>)</m:t>
+          </m:r>
+        </m:oMath>
+      </m:oMathPara>
+    </w:p>
+    <w:p>
+      <w:pPr>
+        <w:pStyle w:val="FirstParagraph"/>
+      </w:pPr>
+      <w:r>
+        <w:t xml:space="preserve">При</w:t>
+      </w:r>
+      <w:r>
+        <w:t xml:space="preserve"> </w:t>
+      </w:r>
+      <m:oMath>
+        <m:sSub>
+          <m:e>
+            <m:r>
+              <m:t>γ</m:t>
+            </m:r>
+          </m:e>
+          <m:sub>
+            <m:r>
+              <m:t>t</m:t>
+            </m:r>
+          </m:sub>
+        </m:sSub>
+        <m:r>
+          <m:rPr>
+            <m:sty m:val="p"/>
+          </m:rPr>
+          <m:t>&lt;</m:t>
+        </m:r>
+        <m:r>
+          <m:t>1</m:t>
+        </m:r>
+      </m:oMath>
+      <w:r>
+        <w:t xml:space="preserve"> </w:t>
+      </w:r>
+      <w:r>
+        <w:t xml:space="preserve">слой закрывает горло раньше, чем заполняет пору: проводимость падает быстрее пористости. Толщина слоя</w:t>
+      </w:r>
+      <w:r>
+        <w:t xml:space="preserve"> </w:t>
+      </w:r>
+      <m:oMath>
+        <m:r>
+          <m:t>h</m:t>
+        </m:r>
+        <m:r>
+          <m:rPr>
+            <m:sty m:val="p"/>
+          </m:rPr>
+          <m:t>(</m:t>
+        </m:r>
+        <m:r>
+          <m:t>r</m:t>
+        </m:r>
+        <m:r>
+          <m:rPr>
+            <m:sty m:val="p"/>
+          </m:rPr>
+          <m:t>)</m:t>
+        </m:r>
+      </m:oMath>
+      <w:r>
+        <w:t xml:space="preserve"> </w:t>
+      </w:r>
+      <w:r>
+        <w:t xml:space="preserve">копится в ядре как</w:t>
+      </w:r>
+      <w:r>
+        <w:t xml:space="preserve"> </w:t>
+      </w:r>
+      <m:oMath>
+        <m:r>
+          <m:rPr>
+            <m:sty m:val="p"/>
+          </m:rPr>
+          <m:t>−</m:t>
+        </m:r>
+        <m:r>
+          <m:rPr>
+            <m:sty m:val="p"/>
+          </m:rPr>
+          <m:t>∫</m:t>
+        </m:r>
+        <m:r>
+          <m:t>u</m:t>
+        </m:r>
+        <m:r>
+          <m:t> </m:t>
+        </m:r>
+        <m:r>
+          <m:t>d</m:t>
+        </m:r>
+        <m:r>
+          <m:t>t</m:t>
+        </m:r>
+      </m:oMath>
+      <w:r>
+        <w:t xml:space="preserve"> </w:t>
+      </w:r>
+      <w:r>
+        <w:t xml:space="preserve">(разд. 13.4).</w:t>
+      </w:r>
+    </w:p>
+    <w:p>
+      <w:pPr>
+        <w:pStyle w:val="BodyText"/>
+      </w:pPr>
+      <w:r>
+        <w:rPr>
+          <w:b/>
+          <w:bCs/>
+        </w:rPr>
+        <w:t xml:space="preserve">Связность.</w:t>
+      </w:r>
+      <w:r>
+        <w:t xml:space="preserve"> </w:t>
+      </w:r>
+      <w:r>
+        <w:t xml:space="preserve">Горла соединены в сеть с координационным числом</w:t>
+      </w:r>
+      <w:r>
+        <w:t xml:space="preserve"> </w:t>
+      </w:r>
+      <m:oMath>
+        <m:r>
+          <m:t>z</m:t>
+        </m:r>
+      </m:oMath>
+      <w:r>
+        <w:t xml:space="preserve">. Закрытое горло (отложением или блокированием частицей) не выключает путь: поток обходит его по соседним горлам. Эффективная проводимость</w:t>
+      </w:r>
+      <w:r>
+        <w:t xml:space="preserve"> </w:t>
+      </w:r>
+      <m:oMath>
+        <m:sSub>
+          <m:e>
+            <m:r>
+              <m:t>g</m:t>
+            </m:r>
+          </m:e>
+          <m:sub>
+            <m:r>
+              <m:t>m</m:t>
+            </m:r>
+          </m:sub>
+        </m:sSub>
+      </m:oMath>
+      <w:r>
+        <w:t xml:space="preserve"> </w:t>
+      </w:r>
+      <w:r>
+        <w:t xml:space="preserve">сети — по приближению эффективной среды (Kirkpatrick, 1973):</w:t>
+      </w:r>
+    </w:p>
+    <w:p>
+      <w:pPr>
+        <w:pStyle w:val="BodyText"/>
+      </w:pPr>
+      <m:oMathPara>
+        <m:oMathParaPr>
+          <m:jc m:val="center"/>
+        </m:oMathParaPr>
+        <m:oMath>
+          <m:nary>
+            <m:naryPr>
+              <m:chr m:val="∑"/>
+              <m:limLoc m:val="undOvr"/>
+              <m:subHide m:val="off"/>
+              <m:supHide m:val="on"/>
+            </m:naryPr>
+            <m:sub>
+              <m:r>
+                <m:t>i</m:t>
+              </m:r>
+            </m:sub>
+            <m:sup>
+              <m:r>
+                <m:t>​</m:t>
+              </m:r>
+            </m:sup>
+            <m:e>
+              <m:sSub>
+                <m:e>
+                  <m:r>
+                    <m:t>w</m:t>
+                  </m:r>
+                </m:e>
+                <m:sub>
+                  <m:r>
+                    <m:t>i</m:t>
+                  </m:r>
+                </m:sub>
+              </m:sSub>
+            </m:e>
+          </m:nary>
+          <m:r>
+            <m:t> </m:t>
+          </m:r>
+          <m:f>
+            <m:fPr>
+              <m:type m:val="bar"/>
+            </m:fPr>
+            <m:num>
+              <m:sSub>
+                <m:e>
+                  <m:r>
+                    <m:t>g</m:t>
+                  </m:r>
+                </m:e>
+                <m:sub>
+                  <m:r>
+                    <m:t>m</m:t>
+                  </m:r>
+                </m:sub>
+              </m:sSub>
+              <m:r>
+                <m:rPr>
+                  <m:sty m:val="p"/>
+                </m:rPr>
+                <m:t>−</m:t>
+              </m:r>
+              <m:sSub>
+                <m:e>
+                  <m:r>
+                    <m:t>g</m:t>
+                  </m:r>
+                </m:e>
+                <m:sub>
+                  <m:r>
+                    <m:t>i</m:t>
+                  </m:r>
+                </m:sub>
+              </m:sSub>
+            </m:num>
+            <m:den>
+              <m:sSub>
+                <m:e>
+                  <m:r>
+                    <m:t>g</m:t>
+                  </m:r>
+                </m:e>
+                <m:sub>
+                  <m:r>
+                    <m:t>i</m:t>
+                  </m:r>
+                </m:sub>
+              </m:sSub>
+              <m:r>
+                <m:rPr>
+                  <m:sty m:val="p"/>
+                </m:rPr>
+                <m:t>+</m:t>
+              </m:r>
+              <m:r>
+                <m:rPr>
+                  <m:sty m:val="p"/>
+                </m:rPr>
+                <m:t>(</m:t>
+              </m:r>
+              <m:r>
+                <m:t>z</m:t>
+              </m:r>
+              <m:r>
+                <m:rPr>
+                  <m:sty m:val="p"/>
+                </m:rPr>
+                <m:t>/</m:t>
+              </m:r>
+              <m:r>
+                <m:t>2</m:t>
+              </m:r>
+              <m:r>
+                <m:rPr>
+                  <m:sty m:val="p"/>
+                </m:rPr>
+                <m:t>−</m:t>
+              </m:r>
+              <m:r>
+                <m:t>1</m:t>
+              </m:r>
+              <m:r>
+                <m:rPr>
+                  <m:sty m:val="p"/>
+                </m:rPr>
+                <m:t>)</m:t>
+              </m:r>
+              <m:r>
+                <m:t> </m:t>
+              </m:r>
+              <m:sSub>
+                <m:e>
+                  <m:r>
+                    <m:t>g</m:t>
+                  </m:r>
+                </m:e>
+                <m:sub>
+                  <m:r>
+                    <m:t>m</m:t>
+                  </m:r>
+                </m:sub>
+              </m:sSub>
+            </m:den>
+          </m:f>
+          <m:r>
+            <m:rPr>
+              <m:sty m:val="p"/>
+            </m:rPr>
+            <m:t>+</m:t>
+          </m:r>
+          <m:f>
+            <m:fPr>
+              <m:type m:val="bar"/>
+            </m:fPr>
+            <m:num>
+              <m:sSub>
+                <m:e>
+                  <m:r>
+                    <m:t>w</m:t>
+                  </m:r>
+                </m:e>
+                <m:sub>
+                  <m:r>
+                    <m:t>b</m:t>
+                  </m:r>
+                </m:sub>
+              </m:sSub>
+            </m:num>
+            <m:den>
+              <m:r>
+                <m:t>z</m:t>
+              </m:r>
+              <m:r>
+                <m:rPr>
+                  <m:sty m:val="p"/>
+                </m:rPr>
+                <m:t>/</m:t>
+              </m:r>
+              <m:r>
+                <m:t>2</m:t>
+              </m:r>
+              <m:r>
+                <m:rPr>
+                  <m:sty m:val="p"/>
+                </m:rPr>
+                <m:t>−</m:t>
+              </m:r>
+              <m:r>
+                <m:t>1</m:t>
+              </m:r>
+            </m:den>
+          </m:f>
+          <m:r>
+            <m:rPr>
+              <m:sty m:val="p"/>
+            </m:rPr>
+            <m:t>=</m:t>
+          </m:r>
+          <m:r>
+            <m:t>0</m:t>
+          </m:r>
+          <m:r>
+            <m:rPr>
+              <m:sty m:val="p"/>
+            </m:rPr>
+            <m:t>,</m:t>
+          </m:r>
+          <m:r>
+            <m:t>  </m:t>
+          </m:r>
+          <m:f>
+            <m:fPr>
+              <m:type m:val="bar"/>
+            </m:fPr>
+            <m:num>
+              <m:r>
+                <m:t>k</m:t>
+              </m:r>
+            </m:num>
+            <m:den>
+              <m:sSub>
+                <m:e>
+                  <m:r>
+                    <m:t>k</m:t>
+                  </m:r>
+                </m:e>
+                <m:sub>
+                  <m:r>
+                    <m:t>0</m:t>
+                  </m:r>
+                </m:sub>
+              </m:sSub>
+            </m:den>
+          </m:f>
+          <m:r>
+            <m:rPr>
+              <m:sty m:val="p"/>
+            </m:rPr>
+            <m:t>=</m:t>
+          </m:r>
+          <m:f>
+            <m:fPr>
+              <m:type m:val="bar"/>
+            </m:fPr>
+            <m:num>
+              <m:sSub>
+                <m:e>
+                  <m:r>
+                    <m:t>g</m:t>
+                  </m:r>
+                </m:e>
+                <m:sub>
+                  <m:r>
+                    <m:t>m</m:t>
+                  </m:r>
+                </m:sub>
+              </m:sSub>
+            </m:num>
+            <m:den>
+              <m:sSubSup>
+                <m:e>
+                  <m:r>
+                    <m:t>g</m:t>
+                  </m:r>
+                </m:e>
+                <m:sub>
+                  <m:r>
+                    <m:t>m</m:t>
+                  </m:r>
+                </m:sub>
+                <m:sup>
+                  <m:r>
+                    <m:t>0</m:t>
+                  </m:r>
+                </m:sup>
+              </m:sSubSup>
+            </m:den>
+          </m:f>
+          <m:r>
+            <m:rPr>
+              <m:sty m:val="p"/>
+            </m:rPr>
+            <m:t>.</m:t>
+          </m:r>
+          <m:r>
+            <m:t>  </m:t>
+          </m:r>
+          <m:r>
+            <m:rPr>
+              <m:sty m:val="p"/>
+            </m:rPr>
+            <m:t>(</m:t>
+          </m:r>
+          <m:r>
+            <m:t>62</m:t>
+          </m:r>
+          <m:r>
+            <m:rPr>
+              <m:sty m:val="p"/>
+            </m:rPr>
+            <m:t>)</m:t>
+          </m:r>
+        </m:oMath>
+      </m:oMathPara>
+    </w:p>
+    <w:p>
+      <w:pPr>
+        <w:pStyle w:val="FirstParagraph"/>
+      </w:pPr>
+      <w:r>
+        <w:t xml:space="preserve">Здесь:</w:t>
+      </w:r>
+    </w:p>
+    <w:p>
+      <w:pPr>
+        <w:pStyle w:val="Compact"/>
+        <w:numPr>
+          <w:ilvl w:val="0"/>
+          <w:numId w:val="1004"/>
+        </w:numPr>
+      </w:pPr>
+      <m:oMath>
+        <m:sSub>
+          <m:e>
+            <m:r>
+              <m:t>w</m:t>
+            </m:r>
+          </m:e>
+          <m:sub>
+            <m:r>
+              <m:t>i</m:t>
+            </m:r>
+          </m:sub>
+        </m:sSub>
+        <m:r>
+          <m:rPr>
+            <m:sty m:val="p"/>
+          </m:rPr>
+          <m:t>=</m:t>
+        </m:r>
+        <m:sSub>
+          <m:e>
+            <m:r>
+              <m:t>φ</m:t>
+            </m:r>
+          </m:e>
+          <m:sub>
+            <m:r>
+              <m:t>i</m:t>
+            </m:r>
+          </m:sub>
+        </m:sSub>
+        <m:r>
+          <m:t> </m:t>
+        </m:r>
+        <m:r>
+          <m:rPr>
+            <m:sty m:val="p"/>
+          </m:rPr>
+          <m:t>Δ</m:t>
+        </m:r>
+        <m:sSub>
+          <m:e>
+            <m:r>
+              <m:t>r</m:t>
+            </m:r>
+          </m:e>
+          <m:sub>
+            <m:r>
+              <m:t>i</m:t>
+            </m:r>
+          </m:sub>
+        </m:sSub>
+      </m:oMath>
+      <w:r>
+        <w:t xml:space="preserve"> </w:t>
+      </w:r>
+      <w:r>
+        <w:t xml:space="preserve">— доля горл класса</w:t>
+      </w:r>
+      <w:r>
+        <w:t xml:space="preserve"> </w:t>
+      </w:r>
+      <m:oMath>
+        <m:r>
+          <m:t>i</m:t>
+        </m:r>
+      </m:oMath>
+      <w:r>
+        <w:t xml:space="preserve"> </w:t>
+      </w:r>
+      <w:r>
+        <w:t xml:space="preserve">среди исходных;</w:t>
+      </w:r>
+    </w:p>
+    <w:p>
+      <w:pPr>
+        <w:pStyle w:val="Compact"/>
+        <w:numPr>
+          <w:ilvl w:val="0"/>
+          <w:numId w:val="1004"/>
+        </w:numPr>
+      </w:pPr>
+      <m:oMath>
+        <m:sSub>
+          <m:e>
+            <m:r>
+              <m:t>w</m:t>
+            </m:r>
+          </m:e>
+          <m:sub>
+            <m:r>
+              <m:t>b</m:t>
+            </m:r>
+          </m:sub>
+        </m:sSub>
+        <m:r>
+          <m:rPr>
+            <m:sty m:val="p"/>
+          </m:rPr>
+          <m:t>=</m:t>
+        </m:r>
+        <m:r>
+          <m:t>1</m:t>
+        </m:r>
+        <m:r>
+          <m:rPr>
+            <m:sty m:val="p"/>
+          </m:rPr>
+          <m:t>−</m:t>
+        </m:r>
+        <m:r>
+          <m:rPr>
+            <m:sty m:val="p"/>
+          </m:rPr>
+          <m:t>∑</m:t>
+        </m:r>
+        <m:sSub>
+          <m:e>
+            <m:r>
+              <m:t>w</m:t>
+            </m:r>
+          </m:e>
+          <m:sub>
+            <m:r>
+              <m:t>i</m:t>
+            </m:r>
+          </m:sub>
+        </m:sSub>
+      </m:oMath>
+      <w:r>
+        <w:t xml:space="preserve"> </w:t>
+      </w:r>
+      <w:r>
+        <w:t xml:space="preserve">— доля закрытых (блокированные каналы уходят из</w:t>
+      </w:r>
+      <w:r>
+        <w:t xml:space="preserve"> </w:t>
+      </w:r>
+      <m:oMath>
+        <m:r>
+          <m:t>φ</m:t>
+        </m:r>
+      </m:oMath>
+      <w:r>
+        <w:t xml:space="preserve">);</w:t>
+      </w:r>
+    </w:p>
+    <w:p>
+      <w:pPr>
+        <w:pStyle w:val="Compact"/>
+        <w:numPr>
+          <w:ilvl w:val="0"/>
+          <w:numId w:val="1004"/>
+        </w:numPr>
+      </w:pPr>
+      <m:oMath>
+        <m:sSubSup>
+          <m:e>
+            <m:r>
+              <m:t>g</m:t>
+            </m:r>
+          </m:e>
+          <m:sub>
+            <m:r>
+              <m:t>m</m:t>
+            </m:r>
+          </m:sub>
+          <m:sup>
+            <m:r>
+              <m:t>0</m:t>
+            </m:r>
+          </m:sup>
+        </m:sSubSup>
+      </m:oMath>
+      <w:r>
+        <w:t xml:space="preserve"> </w:t>
+      </w:r>
+      <w:r>
+        <w:t xml:space="preserve">— та же величина для исходной сети.</w:t>
+      </w:r>
+    </w:p>
+    <w:p>
+      <w:pPr>
+        <w:pStyle w:val="FirstParagraph"/>
+      </w:pPr>
+      <w:r>
+        <w:t xml:space="preserve">Для одинаковых горл, открытых с долей</w:t>
+      </w:r>
+      <w:r>
+        <w:t xml:space="preserve"> </w:t>
+      </w:r>
+      <m:oMath>
+        <m:r>
+          <m:t>p</m:t>
+        </m:r>
+      </m:oMath>
+      <w:r>
+        <w:t xml:space="preserve">, из (62) следует</w:t>
+      </w:r>
+    </w:p>
+    <w:p>
+      <w:pPr>
+        <w:pStyle w:val="BodyText"/>
+      </w:pPr>
+      <m:oMathPara>
+        <m:oMathParaPr>
+          <m:jc m:val="center"/>
+        </m:oMathParaPr>
+        <m:oMath>
+          <m:sSub>
+            <m:e>
+              <m:r>
+                <m:t>g</m:t>
+              </m:r>
+            </m:e>
+            <m:sub>
+              <m:r>
+                <m:t>m</m:t>
+              </m:r>
+            </m:sub>
+          </m:sSub>
+          <m:r>
+            <m:rPr>
+              <m:sty m:val="p"/>
+            </m:rPr>
+            <m:t>=</m:t>
+          </m:r>
+          <m:r>
+            <m:t>g</m:t>
+          </m:r>
+          <m:r>
+            <m:t> </m:t>
+          </m:r>
+          <m:f>
+            <m:fPr>
+              <m:type m:val="bar"/>
+            </m:fPr>
+            <m:num>
+              <m:r>
+                <m:t>p</m:t>
+              </m:r>
+              <m:r>
+                <m:rPr>
+                  <m:sty m:val="p"/>
+                </m:rPr>
+                <m:t>−</m:t>
+              </m:r>
+              <m:r>
+                <m:t>2</m:t>
+              </m:r>
+              <m:r>
+                <m:rPr>
+                  <m:sty m:val="p"/>
+                </m:rPr>
+                <m:t>/</m:t>
+              </m:r>
+              <m:r>
+                <m:t>z</m:t>
+              </m:r>
+            </m:num>
+            <m:den>
+              <m:r>
+                <m:t>1</m:t>
+              </m:r>
+              <m:r>
+                <m:rPr>
+                  <m:sty m:val="p"/>
+                </m:rPr>
+                <m:t>−</m:t>
+              </m:r>
+              <m:r>
+                <m:t>2</m:t>
+              </m:r>
+              <m:r>
+                <m:rPr>
+                  <m:sty m:val="p"/>
+                </m:rPr>
+                <m:t>/</m:t>
+              </m:r>
+              <m:r>
+                <m:t>z</m:t>
+              </m:r>
+            </m:den>
+          </m:f>
+          <m:r>
+            <m:rPr>
+              <m:sty m:val="p"/>
+            </m:rPr>
+            <m:t>.</m:t>
+          </m:r>
+          <m:r>
+            <m:t>  </m:t>
+          </m:r>
+          <m:r>
+            <m:rPr>
+              <m:sty m:val="p"/>
+            </m:rPr>
+            <m:t>(</m:t>
+          </m:r>
+          <m:r>
+            <m:t>63</m:t>
+          </m:r>
+          <m:r>
+            <m:rPr>
+              <m:sty m:val="p"/>
+            </m:rPr>
+            <m:t>)</m:t>
+          </m:r>
+        </m:oMath>
+      </m:oMathPara>
+    </w:p>
+    <w:p>
+      <w:pPr>
+        <w:pStyle w:val="FirstParagraph"/>
+      </w:pPr>
+      <w:r>
+        <w:t xml:space="preserve">Проводимость исчезает на пороге протекания</w:t>
+      </w:r>
+      <w:r>
+        <w:t xml:space="preserve"> </w:t>
+      </w:r>
+      <m:oMath>
+        <m:sSub>
+          <m:e>
+            <m:r>
+              <m:t>p</m:t>
+            </m:r>
+          </m:e>
+          <m:sub>
+            <m:r>
+              <m:t>c</m:t>
+            </m:r>
+          </m:sub>
+        </m:sSub>
+        <m:r>
+          <m:rPr>
+            <m:sty m:val="p"/>
+          </m:rPr>
+          <m:t>=</m:t>
+        </m:r>
+        <m:r>
+          <m:t>2</m:t>
+        </m:r>
+        <m:r>
+          <m:rPr>
+            <m:sty m:val="p"/>
+          </m:rPr>
+          <m:t>/</m:t>
+        </m:r>
+        <m:r>
+          <m:t>z</m:t>
+        </m:r>
+      </m:oMath>
+      <w:r>
+        <w:t xml:space="preserve">, а не при закрытии всех каналов. При</w:t>
+      </w:r>
+      <w:r>
+        <w:t xml:space="preserve"> </w:t>
+      </w:r>
+      <m:oMath>
+        <m:r>
+          <m:t>z</m:t>
+        </m:r>
+        <m:r>
+          <m:rPr>
+            <m:sty m:val="p"/>
+          </m:rPr>
+          <m:t>→</m:t>
+        </m:r>
+        <m:r>
+          <m:rPr>
+            <m:sty m:val="p"/>
+          </m:rPr>
+          <m:t>∞</m:t>
+        </m:r>
+      </m:oMath>
+      <w:r>
+        <w:t xml:space="preserve"> </w:t>
+      </w:r>
+      <w:r>
+        <w:t xml:space="preserve">сеть переходит в пучок:</w:t>
+      </w:r>
+      <w:r>
+        <w:t xml:space="preserve"> </w:t>
+      </w:r>
+      <m:oMath>
+        <m:sSub>
+          <m:e>
+            <m:r>
+              <m:t>g</m:t>
+            </m:r>
+          </m:e>
+          <m:sub>
+            <m:r>
+              <m:t>m</m:t>
+            </m:r>
+          </m:sub>
+        </m:sSub>
+      </m:oMath>
+      <w:r>
+        <w:t xml:space="preserve"> </w:t>
+      </w:r>
+      <w:r>
+        <w:t xml:space="preserve">— среднее арифметическое. Корень (62) ищется бисекцией по</w:t>
+      </w:r>
+      <w:r>
+        <w:t xml:space="preserve"> </w:t>
+      </w:r>
+      <m:oMath>
+        <m:r>
+          <m:rPr>
+            <m:sty m:val="p"/>
+          </m:rPr>
+          <m:t>lg</m:t>
+        </m:r>
+        <m:sSub>
+          <m:e>
+            <m:r>
+              <m:t>g</m:t>
+            </m:r>
+          </m:e>
+          <m:sub>
+            <m:r>
+              <m:t>m</m:t>
+            </m:r>
+          </m:sub>
+        </m:sSub>
+      </m:oMath>
+      <w:r>
+        <w:t xml:space="preserve">: левая часть монотонна по</w:t>
+      </w:r>
+      <w:r>
+        <w:t xml:space="preserve"> </w:t>
+      </w:r>
+      <m:oMath>
+        <m:sSub>
+          <m:e>
+            <m:r>
+              <m:t>g</m:t>
+            </m:r>
+          </m:e>
+          <m:sub>
+            <m:r>
+              <m:t>m</m:t>
+            </m:r>
+          </m:sub>
+        </m:sSub>
+      </m:oMath>
+      <w:r>
+        <w:t xml:space="preserve"> </w:t>
+      </w:r>
+      <w:r>
+        <w:t xml:space="preserve">(</w:t>
+      </w:r>
+      <w:r>
+        <w:rPr>
+          <w:rStyle w:val="VerbatimChar"/>
+        </w:rPr>
+        <w:t xml:space="preserve">Kinetics_math.ema_conductance</w:t>
+      </w:r>
+      <w:r>
+        <w:t xml:space="preserve">, тесты —</w:t>
+      </w:r>
+      <w:r>
+        <w:t xml:space="preserve"> </w:t>
+      </w:r>
+      <w:r>
+        <w:rPr>
+          <w:rStyle w:val="VerbatimChar"/>
+        </w:rPr>
+        <w:t xml:space="preserve">tests/test_kinetics_math.py</w:t>
+      </w:r>
+      <w:r>
+        <w:t xml:space="preserve">).</w:t>
+      </w:r>
+    </w:p>
+    <w:p>
+      <w:pPr>
+        <w:pStyle w:val="BodyText"/>
+      </w:pPr>
+      <w:r>
+        <w:t xml:space="preserve">Параметры</w:t>
+      </w:r>
+      <w:r>
+        <w:t xml:space="preserve"> </w:t>
+      </w:r>
+      <w:r>
+        <w:rPr>
+          <w:rStyle w:val="VerbatimChar"/>
+        </w:rPr>
+        <w:t xml:space="preserve">net_z</w:t>
+      </w:r>
+      <w:r>
+        <w:t xml:space="preserve"> </w:t>
+      </w:r>
+      <w:r>
+        <w:t xml:space="preserve">и</w:t>
+      </w:r>
+      <w:r>
+        <w:t xml:space="preserve"> </w:t>
+      </w:r>
+      <w:r>
+        <w:rPr>
+          <w:rStyle w:val="VerbatimChar"/>
+        </w:rPr>
+        <w:t xml:space="preserve">net_gamma</w:t>
+      </w:r>
+      <w:r>
+        <w:t xml:space="preserve"> </w:t>
+      </w:r>
+      <w:r>
+        <w:t xml:space="preserve">runtime-параметры, как и остальные параметры кинетики. Для песчаников</w:t>
+      </w:r>
+      <w:r>
+        <w:t xml:space="preserve"> </w:t>
+      </w:r>
+      <m:oMath>
+        <m:r>
+          <m:t>z</m:t>
+        </m:r>
+        <m:r>
+          <m:rPr>
+            <m:sty m:val="p"/>
+          </m:rPr>
+          <m:t>=</m:t>
+        </m:r>
+        <m:r>
+          <m:t>3</m:t>
+        </m:r>
+      </m:oMath>
+      <w:r>
+        <w:t xml:space="preserve">–</w:t>
+      </w:r>
+      <m:oMath>
+        <m:r>
+          <m:t>6</m:t>
+        </m:r>
+      </m:oMath>
+      <w:r>
+        <w:t xml:space="preserve">, отношение радиусов горла и поры 0.3–0.6. Отношение горла к поре — та же величина</w:t>
+      </w:r>
+      <w:r>
+        <w:t xml:space="preserve"> </w:t>
+      </w:r>
+      <m:oMath>
+        <m:r>
+          <m:t>γ</m:t>
+        </m:r>
+      </m:oMath>
+      <w:r>
+        <w:t xml:space="preserve">, что задает порог блокирования частицей</w:t>
+      </w:r>
+      <w:r>
+        <w:t xml:space="preserve"> </w:t>
+      </w:r>
+      <m:oMath>
+        <m:sSub>
+          <m:e>
+            <m:r>
+              <m:t>d</m:t>
+            </m:r>
+          </m:e>
+          <m:sub>
+            <m:r>
+              <m:t>p</m:t>
+            </m:r>
+          </m:sub>
+        </m:sSub>
+        <m:r>
+          <m:rPr>
+            <m:sty m:val="p"/>
+          </m:rPr>
+          <m:t>/</m:t>
+        </m:r>
+        <m:r>
+          <m:rPr>
+            <m:sty m:val="p"/>
+          </m:rPr>
+          <m:t>(</m:t>
+        </m:r>
+        <m:r>
+          <m:t>2</m:t>
+        </m:r>
+        <m:r>
+          <m:t>γ</m:t>
+        </m:r>
+        <m:r>
+          <m:rPr>
+            <m:sty m:val="p"/>
+          </m:rPr>
+          <m:t>)</m:t>
+        </m:r>
+      </m:oMath>
+      <w:r>
+        <w:t xml:space="preserve"> </w:t>
+      </w:r>
+      <w:r>
+        <w:t xml:space="preserve">(разд. 6), поэтому по умолчанию</w:t>
+      </w:r>
+      <w:r>
+        <w:t xml:space="preserve"> </w:t>
+      </w:r>
+      <w:r>
+        <w:rPr>
+          <w:rStyle w:val="VerbatimChar"/>
+        </w:rPr>
+        <w:t xml:space="preserve">net_gamma = gamma = 0.4</w:t>
+      </w:r>
+      <w:r>
+        <w:t xml:space="preserve">. Пористость и тождество (qp1 + qp2 + …)</w:t>
+      </w:r>
+      <m:oMath>
+        <m:r>
+          <m:t> </m:t>
+        </m:r>
+        <m:r>
+          <m:t>d</m:t>
+        </m:r>
+        <m:r>
+          <m:t>t</m:t>
+        </m:r>
+        <m:r>
+          <m:rPr>
+            <m:sty m:val="p"/>
+          </m:rPr>
+          <m:t>=</m:t>
+        </m:r>
+        <m:r>
+          <m:t>m</m:t>
+        </m:r>
+        <m:r>
+          <m:rPr>
+            <m:sty m:val="p"/>
+          </m:rPr>
+          <m:t>−</m:t>
+        </m:r>
+        <m:sSub>
+          <m:e>
+            <m:r>
+              <m:t>m</m:t>
+            </m:r>
+          </m:e>
+          <m:sub>
+            <m:r>
+              <m:t>n</m:t>
+            </m:r>
+            <m:r>
+              <m:t>e</m:t>
+            </m:r>
+            <m:r>
+              <m:t>w</m:t>
+            </m:r>
+          </m:sub>
+        </m:sSub>
+      </m:oMath>
+      <w:r>
+        <w:t xml:space="preserve"> </w:t>
+      </w:r>
+      <w:r>
+        <w:t xml:space="preserve">сеть не меняет: объем отложения считается по порам, как в пучке.</w:t>
+      </w:r>
+    </w:p>
+    <w:p>
+      <w:pPr>
+        <w:pStyle w:val="BodyText"/>
+      </w:pPr>
+      <w:r>
+        <w:t xml:space="preserve">Проверка — пары</w:t>
+      </w:r>
+      <w:r>
+        <w:t xml:space="preserve"> </w:t>
+      </w:r>
+      <m:oMath>
+        <m:r>
+          <m:rPr>
+            <m:sty m:val="p"/>
+          </m:rPr>
+          <m:t>(</m:t>
+        </m:r>
+        <m:r>
+          <m:t>m</m:t>
+        </m:r>
+        <m:r>
+          <m:rPr>
+            <m:sty m:val="p"/>
+          </m:rPr>
+          <m:t>/</m:t>
+        </m:r>
+        <m:sSub>
+          <m:e>
+            <m:r>
+              <m:t>m</m:t>
+            </m:r>
+          </m:e>
+          <m:sub>
+            <m:r>
+              <m:t>0</m:t>
+            </m:r>
+          </m:sub>
+        </m:sSub>
+        <m:r>
+          <m:rPr>
+            <m:sty m:val="p"/>
+          </m:rPr>
+          <m:t>,</m:t>
+        </m:r>
+        <m:r>
+          <m:t>k</m:t>
+        </m:r>
+        <m:r>
+          <m:rPr>
+            <m:sty m:val="p"/>
+          </m:rPr>
+          <m:t>/</m:t>
+        </m:r>
+        <m:sSub>
+          <m:e>
+            <m:r>
+              <m:t>k</m:t>
+            </m:r>
+          </m:e>
+          <m:sub>
+            <m:r>
+              <m:t>0</m:t>
+            </m:r>
+          </m:sub>
+        </m:sSub>
+        <m:r>
+          <m:rPr>
+            <m:sty m:val="p"/>
+          </m:rPr>
+          <m:t>)</m:t>
+        </m:r>
+      </m:oMath>
+      <w:r>
+        <w:t xml:space="preserve"> </w:t>
+      </w:r>
+      <w:r>
+        <w:t xml:space="preserve">четырех кернов He et al. (2020) после отложения парафина (</w:t>
+      </w:r>
+      <w:r>
+        <w:rPr>
+          <w:rStyle w:val="VerbatimChar"/>
+        </w:rPr>
+        <w:t xml:space="preserve">experiments/he2020.py</w:t>
+      </w:r>
+      <w:r>
+        <w:t xml:space="preserve">):</w:t>
+      </w:r>
+    </w:p>
+    <w:p>
+      <w:pPr>
+        <w:pStyle w:val="Compact"/>
+        <w:numPr>
+          <w:ilvl w:val="0"/>
+          <w:numId w:val="1005"/>
+        </w:numPr>
+      </w:pPr>
+      <w:r>
+        <w:t xml:space="preserve">пучок при сужении дает СКО</w:t>
+      </w:r>
+      <w:r>
+        <w:t xml:space="preserve"> </w:t>
+      </w:r>
+      <m:oMath>
+        <m:r>
+          <m:t>k</m:t>
+        </m:r>
+        <m:r>
+          <m:rPr>
+            <m:sty m:val="p"/>
+          </m:rPr>
+          <m:t>/</m:t>
+        </m:r>
+        <m:sSub>
+          <m:e>
+            <m:r>
+              <m:t>k</m:t>
+            </m:r>
+          </m:e>
+          <m:sub>
+            <m:r>
+              <m:t>0</m:t>
+            </m:r>
+          </m:sub>
+        </m:sSub>
+      </m:oMath>
+      <w:r>
+        <w:t xml:space="preserve"> </w:t>
+      </w:r>
+      <w:r>
+        <w:t xml:space="preserve">0.28;</w:t>
+      </w:r>
+    </w:p>
+    <w:p>
+      <w:pPr>
+        <w:pStyle w:val="Compact"/>
+        <w:numPr>
+          <w:ilvl w:val="0"/>
+          <w:numId w:val="1005"/>
+        </w:numPr>
+      </w:pPr>
+      <w:r>
+        <w:t xml:space="preserve">сеть с</w:t>
+      </w:r>
+      <w:r>
+        <w:t xml:space="preserve"> </w:t>
+      </w:r>
+      <m:oMath>
+        <m:r>
+          <m:t>z</m:t>
+        </m:r>
+        <m:r>
+          <m:rPr>
+            <m:sty m:val="p"/>
+          </m:rPr>
+          <m:t>=</m:t>
+        </m:r>
+        <m:r>
+          <m:t>4</m:t>
+        </m:r>
+      </m:oMath>
+      <w:r>
+        <w:t xml:space="preserve">–</w:t>
+      </w:r>
+      <m:oMath>
+        <m:r>
+          <m:t>8</m:t>
+        </m:r>
+      </m:oMath>
+      <w:r>
+        <w:t xml:space="preserve"> </w:t>
+      </w:r>
+      <w:r>
+        <w:t xml:space="preserve">и отношением горла к поре 0.40–0.49 дает 0.044–0.046;</w:t>
+      </w:r>
+    </w:p>
+    <w:p>
+      <w:pPr>
+        <w:pStyle w:val="Compact"/>
+        <w:numPr>
+          <w:ilvl w:val="0"/>
+          <w:numId w:val="1005"/>
+        </w:numPr>
+      </w:pPr>
+      <w:r>
+        <w:t xml:space="preserve">степенной закон с подобранным показателем</w:t>
+      </w:r>
+      <w:r>
+        <w:t xml:space="preserve"> </w:t>
+      </w:r>
+      <m:oMath>
+        <m:r>
+          <m:t>n</m:t>
+        </m:r>
+        <m:r>
+          <m:rPr>
+            <m:sty m:val="p"/>
+          </m:rPr>
+          <m:t>=</m:t>
+        </m:r>
+        <m:r>
+          <m:t>5.7</m:t>
+        </m:r>
+      </m:oMath>
+      <w:r>
+        <w:t xml:space="preserve"> </w:t>
+      </w:r>
+      <w:r>
+        <w:t xml:space="preserve">дает 0.039.</w:t>
+      </w:r>
+    </w:p>
+    <w:p>
+      <w:pPr>
+        <w:pStyle w:val="FirstParagraph"/>
+      </w:pPr>
+      <w:r>
+        <w:t xml:space="preserve">У сети подобрано одно число (отношение горла к поре), показателя нет. Лучшее значение при</w:t>
+      </w:r>
+      <w:r>
+        <w:t xml:space="preserve"> </w:t>
+      </w:r>
+      <m:oMath>
+        <m:r>
+          <m:t>z</m:t>
+        </m:r>
+        <m:r>
+          <m:rPr>
+            <m:sty m:val="p"/>
+          </m:rPr>
+          <m:t>=</m:t>
+        </m:r>
+        <m:r>
+          <m:t>8</m:t>
+        </m:r>
+      </m:oMath>
+      <w:r>
+        <w:t xml:space="preserve"> </w:t>
+      </w:r>
+      <w:r>
+        <w:t xml:space="preserve">— 0.40, ровно отношение, откалиброванное для блокирования по Sutton &amp; Roberts.</w:t>
+      </w:r>
+    </w:p>
+    <w:p>
+      <w:pPr>
+        <w:pStyle w:val="BodyText"/>
+      </w:pPr>
+      <w:r>
+        <w:t xml:space="preserve">Все потомки пучка из обзора (</w:t>
+      </w:r>
+      <w:r>
+        <w:rPr>
+          <w:rStyle w:val="VerbatimChar"/>
+        </w:rPr>
+        <w:t xml:space="preserve">resources/всякие статьи/модели ПС/</w:t>
+      </w:r>
+      <w:r>
+        <w:t xml:space="preserve">) сравниваются с теми же парами He et al. при одинаковом сужении слоем отложения (</w:t>
+      </w:r>
+      <w:r>
+        <w:rPr>
+          <w:rStyle w:val="VerbatimChar"/>
+        </w:rPr>
+        <w:t xml:space="preserve">experiments/pore_models.py</w:t>
+      </w:r>
+      <w:r>
+        <w:t xml:space="preserve">). СКО</w:t>
+      </w:r>
+      <w:r>
+        <w:t xml:space="preserve"> </w:t>
+      </w:r>
+      <m:oMath>
+        <m:r>
+          <m:t>k</m:t>
+        </m:r>
+        <m:r>
+          <m:rPr>
+            <m:sty m:val="p"/>
+          </m:rPr>
+          <m:t>/</m:t>
+        </m:r>
+        <m:sSub>
+          <m:e>
+            <m:r>
+              <m:t>k</m:t>
+            </m:r>
+          </m:e>
+          <m:sub>
+            <m:r>
+              <m:t>0</m:t>
+            </m:r>
+          </m:sub>
+        </m:sSub>
+      </m:oMath>
+      <w:r>
+        <w:t xml:space="preserve">:</w:t>
+      </w:r>
+    </w:p>
+    <w:tbl>
+      <w:tblPr>
+        <w:tblStyle w:val="Table"/>
+        <w:tblW w:type="pct" w:w="5000"/>
+        <w:tblLayout w:type="fixed"/>
+        <w:tblLook w:firstRow="1" w:lastRow="0" w:firstColumn="0" w:lastColumn="0" w:noHBand="0" w:noVBand="0" w:val="0020"/>
+      </w:tblPr>
+      <w:tblGrid>
+        <w:gridCol w:w="2640"/>
+        <w:gridCol w:w="2640"/>
+        <w:gridCol w:w="2640"/>
+      </w:tblGrid>
+      <w:tr>
+        <w:trPr>
+          <w:tblHeader w:val="on"/>
+        </w:trPr>
+        <w:tc>
+          <w:tcPr/>
+          <w:p>
+            <w:pPr>
+              <w:pStyle w:val="Compact"/>
+            </w:pPr>
+            <w:r>
+              <w:t xml:space="preserve">Модель</w:t>
+            </w:r>
+          </w:p>
+        </w:tc>
+        <w:tc>
+          <w:tcPr/>
+          <w:p>
+            <w:pPr>
+              <w:pStyle w:val="Compact"/>
+            </w:pPr>
+            <w:r>
+              <w:t xml:space="preserve">СКО</w:t>
+            </w:r>
+            <w:r>
+              <w:t xml:space="preserve"> </w:t>
+            </w:r>
+            <m:oMath>
+              <m:r>
+                <m:t>k</m:t>
+              </m:r>
+              <m:r>
+                <m:rPr>
+                  <m:sty m:val="p"/>
+                </m:rPr>
+                <m:t>/</m:t>
+              </m:r>
+              <m:sSub>
+                <m:e>
+                  <m:r>
+                    <m:t>k</m:t>
+                  </m:r>
+                </m:e>
+                <m:sub>
+                  <m:r>
+                    <m:t>0</m:t>
+                  </m:r>
+                </m:sub>
+              </m:sSub>
+            </m:oMath>
+          </w:p>
+        </w:tc>
+        <w:tc>
+          <w:tcPr/>
+          <w:p>
+            <w:pPr>
+              <w:pStyle w:val="Compact"/>
+            </w:pPr>
+            <w:r>
+              <w:t xml:space="preserve">Подобрано</w:t>
+            </w:r>
+          </w:p>
+        </w:tc>
+      </w:tr>
+      <w:tr>
+        <w:tc>
+          <w:tcPr/>
+          <w:p>
+            <w:pPr>
+              <w:pStyle w:val="Compact"/>
+            </w:pPr>
+            <w:r>
+              <w:t xml:space="preserve">пучок капилляров</w:t>
+            </w:r>
+          </w:p>
+        </w:tc>
+        <w:tc>
+          <w:tcPr/>
+          <w:p>
+            <w:pPr>
+              <w:pStyle w:val="Compact"/>
+            </w:pPr>
+            <w:r>
+              <w:t xml:space="preserve">0.281</w:t>
+            </w:r>
+          </w:p>
+        </w:tc>
+        <w:tc>
+          <w:tcPr/>
+          <w:p>
+            <w:pPr>
+              <w:pStyle w:val="Compact"/>
+            </w:pPr>
+            <w:r>
+              <w:t xml:space="preserve">—</w:t>
+            </w:r>
+          </w:p>
+        </w:tc>
+      </w:tr>
+      <w:tr>
+        <w:tc>
+          <w:tcPr/>
+          <w:p>
+            <w:pPr>
+              <w:pStyle w:val="Compact"/>
+            </w:pPr>
+            <w:r>
+              <w:t xml:space="preserve">фрактальный пучок,</w:t>
+            </w:r>
+            <w:r>
+              <w:t xml:space="preserve"> </w:t>
+            </w:r>
+            <m:oMath>
+              <m:r>
+                <m:t>N</m:t>
+              </m:r>
+              <m:r>
+                <m:rPr>
+                  <m:sty m:val="p"/>
+                </m:rPr>
+                <m:t>(</m:t>
+              </m:r>
+              <m:r>
+                <m:rPr>
+                  <m:sty m:val="p"/>
+                </m:rPr>
+                <m:t>&gt;</m:t>
+              </m:r>
+              <m:r>
+                <m:t>r</m:t>
+              </m:r>
+              <m:r>
+                <m:rPr>
+                  <m:sty m:val="p"/>
+                </m:rPr>
+                <m:t>)</m:t>
+              </m:r>
+              <m:r>
+                <m:rPr>
+                  <m:sty m:val="p"/>
+                </m:rPr>
+                <m:t>∼</m:t>
+              </m:r>
+              <m:sSup>
+                <m:e>
+                  <m:r>
+                    <m:t>r</m:t>
+                  </m:r>
+                </m:e>
+                <m:sup>
+                  <m:r>
+                    <m:rPr>
+                      <m:sty m:val="p"/>
+                    </m:rPr>
+                    <m:t>−</m:t>
+                  </m:r>
+                  <m:sSub>
+                    <m:e>
+                      <m:r>
+                        <m:t>D</m:t>
+                      </m:r>
+                    </m:e>
+                    <m:sub>
+                      <m:r>
+                        <m:t>f</m:t>
+                      </m:r>
+                    </m:sub>
+                  </m:sSub>
+                </m:sup>
+              </m:sSup>
+            </m:oMath>
+          </w:p>
+        </w:tc>
+        <w:tc>
+          <w:tcPr/>
+          <w:p>
+            <w:pPr>
+              <w:pStyle w:val="Compact"/>
+            </w:pPr>
+            <w:r>
+              <w:t xml:space="preserve">0.305</w:t>
+            </w:r>
+          </w:p>
+        </w:tc>
+        <w:tc>
+          <w:tcPr/>
+          <w:p>
+            <w:pPr>
+              <w:pStyle w:val="Compact"/>
+            </w:pPr>
+            <m:oMath>
+              <m:sSub>
+                <m:e>
+                  <m:r>
+                    <m:t>D</m:t>
+                  </m:r>
+                </m:e>
+                <m:sub>
+                  <m:r>
+                    <m:t>f</m:t>
+                  </m:r>
+                </m:sub>
+              </m:sSub>
+            </m:oMath>
+            <w:r>
+              <w:t xml:space="preserve"> </w:t>
+            </w:r>
+            <w:r>
+              <w:t xml:space="preserve">(уходит на границу)</w:t>
+            </w:r>
+          </w:p>
+        </w:tc>
+      </w:tr>
+      <w:tr>
+        <w:tc>
+          <w:tcPr/>
+          <w:p>
+            <w:pPr>
+              <w:pStyle w:val="Compact"/>
+            </w:pPr>
+            <w:r>
+              <w:t xml:space="preserve">пучок с периодическими сужениями (</w:t>
+            </w:r>
+            <m:oMath>
+              <m:r>
+                <m:t>z</m:t>
+              </m:r>
+              <m:r>
+                <m:rPr>
+                  <m:sty m:val="p"/>
+                </m:rPr>
+                <m:t>→</m:t>
+              </m:r>
+              <m:r>
+                <m:rPr>
+                  <m:sty m:val="p"/>
+                </m:rPr>
+                <m:t>∞</m:t>
+              </m:r>
+            </m:oMath>
+            <w:r>
+              <w:t xml:space="preserve">)</w:t>
+            </w:r>
+          </w:p>
+        </w:tc>
+        <w:tc>
+          <w:tcPr/>
+          <w:p>
+            <w:pPr>
+              <w:pStyle w:val="Compact"/>
+            </w:pPr>
+            <w:r>
+              <w:t xml:space="preserve">0.037</w:t>
+            </w:r>
+          </w:p>
+        </w:tc>
+        <w:tc>
+          <w:tcPr/>
+          <w:p>
+            <w:pPr>
+              <w:pStyle w:val="Compact"/>
+            </w:pPr>
+            <w:r>
+              <w:t xml:space="preserve">горло 0.25</w:t>
+            </w:r>
+          </w:p>
+        </w:tc>
+      </w:tr>
+      <w:tr>
+        <w:tc>
+          <w:tcPr/>
+          <w:p>
+            <w:pPr>
+              <w:pStyle w:val="Compact"/>
+            </w:pPr>
+            <w:r>
+              <w:t xml:space="preserve">сеть пор и горл, эффективная среда,</w:t>
+            </w:r>
+            <w:r>
+              <w:t xml:space="preserve"> </w:t>
+            </w:r>
+            <m:oMath>
+              <m:r>
+                <m:t>z</m:t>
+              </m:r>
+              <m:r>
+                <m:rPr>
+                  <m:sty m:val="p"/>
+                </m:rPr>
+                <m:t>=</m:t>
+              </m:r>
+              <m:r>
+                <m:t>6</m:t>
+              </m:r>
+            </m:oMath>
+          </w:p>
+        </w:tc>
+        <w:tc>
+          <w:tcPr/>
+          <w:p>
+            <w:pPr>
+              <w:pStyle w:val="Compact"/>
+            </w:pPr>
+            <w:r>
+              <w:t xml:space="preserve">0.044</w:t>
+            </w:r>
+          </w:p>
+        </w:tc>
+        <w:tc>
+          <w:tcPr/>
+          <w:p>
+            <w:pPr>
+              <w:pStyle w:val="Compact"/>
+            </w:pPr>
+            <w:r>
+              <w:t xml:space="preserve">горло 0.42</w:t>
+            </w:r>
+          </w:p>
+        </w:tc>
+      </w:tr>
+      <w:tr>
+        <w:tc>
+          <w:tcPr/>
+          <w:p>
+            <w:pPr>
+              <w:pStyle w:val="Compact"/>
+            </w:pPr>
+            <w:r>
+              <w:t xml:space="preserve">стохастическая решетка</w:t>
+            </w:r>
+            <w:r>
+              <w:t xml:space="preserve"> </w:t>
+            </w:r>
+            <m:oMath>
+              <m:r>
+                <m:t>z</m:t>
+              </m:r>
+              <m:r>
+                <m:rPr>
+                  <m:sty m:val="p"/>
+                </m:rPr>
+                <m:t>=</m:t>
+              </m:r>
+              <m:r>
+                <m:t>6</m:t>
+              </m:r>
+            </m:oMath>
+            <w:r>
+              <w:t xml:space="preserve"> </w:t>
+            </w:r>
+            <w:r>
+              <w:t xml:space="preserve">(прямой расчет)</w:t>
+            </w:r>
+          </w:p>
+        </w:tc>
+        <w:tc>
+          <w:tcPr/>
+          <w:p>
+            <w:pPr>
+              <w:pStyle w:val="Compact"/>
+            </w:pPr>
+            <w:r>
+              <w:t xml:space="preserve">0.046</w:t>
+            </w:r>
+          </w:p>
+        </w:tc>
+        <w:tc>
+          <w:tcPr/>
+          <w:p>
+            <w:pPr>
+              <w:pStyle w:val="Compact"/>
+            </w:pPr>
+            <w:r>
+              <w:t xml:space="preserve">— (горло то же)</w:t>
+            </w:r>
+          </w:p>
+        </w:tc>
+      </w:tr>
+      <w:tr>
+        <w:tc>
+          <w:tcPr/>
+          <w:p>
+            <w:pPr>
+              <w:pStyle w:val="Compact"/>
+            </w:pPr>
+            <w:r>
+              <w:t xml:space="preserve">степенной закон</w:t>
+            </w:r>
+            <w:r>
+              <w:t xml:space="preserve"> </w:t>
+            </w:r>
+            <m:oMath>
+              <m:r>
+                <m:rPr>
+                  <m:sty m:val="p"/>
+                </m:rPr>
+                <m:t>(</m:t>
+              </m:r>
+              <m:r>
+                <m:t>m</m:t>
+              </m:r>
+              <m:r>
+                <m:rPr>
+                  <m:sty m:val="p"/>
+                </m:rPr>
+                <m:t>/</m:t>
+              </m:r>
+              <m:sSub>
+                <m:e>
+                  <m:r>
+                    <m:t>m</m:t>
+                  </m:r>
+                </m:e>
+                <m:sub>
+                  <m:r>
+                    <m:t>0</m:t>
+                  </m:r>
+                </m:sub>
+              </m:sSub>
+              <m:sSup>
+                <m:e>
+                  <m:r>
+                    <m:rPr>
+                      <m:sty m:val="p"/>
+                    </m:rPr>
+                    <m:t>)</m:t>
+                  </m:r>
+                </m:e>
+                <m:sup>
+                  <m:r>
+                    <m:t>n</m:t>
+                  </m:r>
+                </m:sup>
+              </m:sSup>
+            </m:oMath>
+          </w:p>
+        </w:tc>
+        <w:tc>
+          <w:tcPr/>
+          <w:p>
+            <w:pPr>
+              <w:pStyle w:val="Compact"/>
+            </w:pPr>
+            <w:r>
+              <w:t xml:space="preserve">0.039</w:t>
+            </w:r>
+          </w:p>
+        </w:tc>
+        <w:tc>
+          <w:tcPr/>
+          <w:p>
+            <w:pPr>
+              <w:pStyle w:val="Compact"/>
+            </w:pPr>
+            <m:oMath>
+              <m:r>
+                <m:t>n</m:t>
+              </m:r>
+              <m:r>
+                <m:rPr>
+                  <m:sty m:val="p"/>
+                </m:rPr>
+                <m:t>=</m:t>
+              </m:r>
+              <m:r>
+                <m:t>5.7</m:t>
+              </m:r>
+            </m:oMath>
+          </w:p>
+        </w:tc>
+      </w:tr>
+    </w:tbl>
+    <w:p>
+      <w:pPr>
+        <w:pStyle w:val="BodyText"/>
+      </w:pPr>
+      <w:r>
+        <w:t xml:space="preserve">Итоги сравнения:</w:t>
+      </w:r>
+    </w:p>
+    <w:p>
+      <w:pPr>
+        <w:pStyle w:val="Compact"/>
+        <w:numPr>
+          <w:ilvl w:val="0"/>
+          <w:numId w:val="1006"/>
+        </w:numPr>
+      </w:pPr>
+      <w:r>
+        <w:rPr>
+          <w:b/>
+          <w:bCs/>
+        </w:rPr>
+        <w:t xml:space="preserve">Фрактальное распределение не помогает.</w:t>
+      </w:r>
+      <w:r>
+        <w:t xml:space="preserve"> </w:t>
+      </w:r>
+      <w:r>
+        <w:t xml:space="preserve">Связь</w:t>
+      </w:r>
+      <w:r>
+        <w:t xml:space="preserve"> </w:t>
+      </w:r>
+      <m:oMath>
+        <m:r>
+          <m:t>k</m:t>
+        </m:r>
+        <m:r>
+          <m:rPr>
+            <m:sty m:val="p"/>
+          </m:rPr>
+          <m:t>(</m:t>
+        </m:r>
+        <m:r>
+          <m:t>m</m:t>
+        </m:r>
+        <m:r>
+          <m:rPr>
+            <m:sty m:val="p"/>
+          </m:rPr>
+          <m:t>)</m:t>
+        </m:r>
+      </m:oMath>
+      <w:r>
+        <w:t xml:space="preserve"> </w:t>
+      </w:r>
+      <w:r>
+        <w:t xml:space="preserve">при сужении определяют горла, а не ширина распределения пор.</w:t>
+      </w:r>
+    </w:p>
+    <w:p>
+      <w:pPr>
+        <w:pStyle w:val="Compact"/>
+        <w:numPr>
+          <w:ilvl w:val="0"/>
+          <w:numId w:val="1006"/>
+        </w:numPr>
+      </w:pPr>
+      <w:r>
+        <w:rPr>
+          <w:b/>
+          <w:bCs/>
+        </w:rPr>
+        <w:t xml:space="preserve">Горла решают дело.</w:t>
+      </w:r>
+      <w:r>
+        <w:t xml:space="preserve"> </w:t>
+      </w:r>
+      <w:r>
+        <w:t xml:space="preserve">Модели с горлами — сужения в пучке или сеть — попадают в разброс опыта. Им хватает одного геометрического числа, а степенному закону нужен подобранный показатель.</w:t>
+      </w:r>
+    </w:p>
+    <w:p>
+      <w:pPr>
+        <w:pStyle w:val="Compact"/>
+        <w:numPr>
+          <w:ilvl w:val="0"/>
+          <w:numId w:val="1006"/>
+        </w:numPr>
+      </w:pPr>
+      <w:r>
+        <w:rPr>
+          <w:b/>
+          <w:bCs/>
+        </w:rPr>
+        <w:t xml:space="preserve">Эффективная среда проверена прямым расчетом.</w:t>
+      </w:r>
+      <w:r>
+        <w:t xml:space="preserve"> </w:t>
+      </w:r>
+      <w:r>
+        <w:t xml:space="preserve">Проводимость сети по (62) совпадает с прямым расчетом случайной решетки</w:t>
+      </w:r>
+      <w:r>
+        <w:t xml:space="preserve"> </w:t>
+      </w:r>
+      <m:oMath>
+        <m:sSup>
+          <m:e>
+            <m:r>
+              <m:t>14</m:t>
+            </m:r>
+          </m:e>
+          <m:sup>
+            <m:r>
+              <m:t>3</m:t>
+            </m:r>
+          </m:sup>
+        </m:sSup>
+      </m:oMath>
+      <w:r>
+        <w:t xml:space="preserve"> </w:t>
+      </w:r>
+      <w:r>
+        <w:t xml:space="preserve">(разреженная СЛАУ, три реализации) до 0.008 по</w:t>
+      </w:r>
+      <w:r>
+        <w:t xml:space="preserve"> </w:t>
+      </w:r>
+      <m:oMath>
+        <m:r>
+          <m:t>k</m:t>
+        </m:r>
+        <m:r>
+          <m:rPr>
+            <m:sty m:val="p"/>
+          </m:rPr>
+          <m:t>/</m:t>
+        </m:r>
+        <m:sSub>
+          <m:e>
+            <m:r>
+              <m:t>k</m:t>
+            </m:r>
+          </m:e>
+          <m:sub>
+            <m:r>
+              <m:t>0</m:t>
+            </m:r>
+          </m:sub>
+        </m:sSub>
+      </m:oMath>
+      <w:r>
+        <w:t xml:space="preserve">.</w:t>
+      </w:r>
+    </w:p>
+    <w:p>
+      <w:pPr>
+        <w:pStyle w:val="Compact"/>
+        <w:numPr>
+          <w:ilvl w:val="0"/>
+          <w:numId w:val="1006"/>
+        </w:numPr>
+      </w:pPr>
+      <w:r>
+        <w:rPr>
+          <w:b/>
+          <w:bCs/>
+        </w:rPr>
+        <w:t xml:space="preserve">Пучок с сужениями не видит порога протекания.</w:t>
+      </w:r>
+      <w:r>
+        <w:t xml:space="preserve"> </w:t>
+      </w:r>
+      <w:r>
+        <w:t xml:space="preserve">Он близок к сети по</w:t>
+      </w:r>
+      <w:r>
+        <w:t xml:space="preserve"> </w:t>
+      </w:r>
+      <m:oMath>
+        <m:r>
+          <m:t>k</m:t>
+        </m:r>
+        <m:r>
+          <m:rPr>
+            <m:sty m:val="p"/>
+          </m:rPr>
+          <m:t>(</m:t>
+        </m:r>
+        <m:r>
+          <m:t>m</m:t>
+        </m:r>
+        <m:r>
+          <m:rPr>
+            <m:sty m:val="p"/>
+          </m:rPr>
+          <m:t>)</m:t>
+        </m:r>
+      </m:oMath>
+      <w:r>
+        <w:t xml:space="preserve">, но закупорка частицами у него выключает канал целиком. Порог протекания есть только у сети, и он проявляется в опытах с блокированием (Sutton &amp; Roberts, Sandyga).</w:t>
+      </w:r>
+    </w:p>
+    <w:p>
+      <w:pPr>
+        <w:pStyle w:val="FirstParagraph"/>
+      </w:pPr>
+      <w:r>
+        <w:drawing>
+          <wp:inline>
+            <wp:extent cx="6108700" cy="2634796"/>
+            <wp:effectExtent b="0" l="0" r="0" t="0"/>
+            <wp:docPr descr="" title="" id="37" name="Picture"/>
+            <a:graphic>
+              <a:graphicData uri="http://schemas.openxmlformats.org/drawingml/2006/picture">
+                <pic:pic>
+                  <pic:nvPicPr>
+                    <pic:cNvPr descr="figures/kin06_network.png" id="38" name="Picture"/>
+                    <pic:cNvPicPr>
+                      <a:picLocks noChangeArrowheads="1" noChangeAspect="1"/>
+                    </pic:cNvPicPr>
+                  </pic:nvPicPr>
+                  <pic:blipFill>
+                    <a:blip r:embed="rId36"/>
+                    <a:stretch>
+                      <a:fillRect/>
+                    </a:stretch>
+                  </pic:blipFill>
+                  <pic:spPr bwMode="auto">
+                    <a:xfrm>
+                      <a:off x="0" y="0"/>
+                      <a:ext cx="6108700" cy="2634796"/>
+                    </a:xfrm>
+                    <a:prstGeom prst="rect">
+                      <a:avLst/>
+                    </a:prstGeom>
+                    <a:noFill/>
+                    <a:ln w="9525">
+                      <a:noFill/>
+                      <a:headEnd/>
+                      <a:tailEnd/>
+                    </a:ln>
+                  </pic:spPr>
+                </pic:pic>
+              </a:graphicData>
+            </a:graphic>
+          </wp:inline>
+        </w:drawing>
+      </w:r>
+    </w:p>
+    <w:p>
+      <w:pPr>
+        <w:pStyle w:val="BodyText"/>
+      </w:pPr>
+      <w:r>
+        <w:t xml:space="preserve">Рис. 13.6. Связь проницаемости с пористостью при равномерном сужении: пучок капилляров и сеть пор и горл с горлами 0.4 от пор при разном координационном числе. Слева — связь</w:t>
+      </w:r>
+      <w:r>
+        <w:t xml:space="preserve"> </w:t>
+      </w:r>
+      <m:oMath>
+        <m:r>
+          <m:t>k</m:t>
+        </m:r>
+        <m:r>
+          <m:rPr>
+            <m:sty m:val="p"/>
+          </m:rPr>
+          <m:t>(</m:t>
+        </m:r>
+        <m:r>
+          <m:t>m</m:t>
+        </m:r>
+        <m:r>
+          <m:rPr>
+            <m:sty m:val="p"/>
+          </m:rPr>
+          <m:t>)</m:t>
+        </m:r>
+      </m:oMath>
+      <w:r>
+        <w:t xml:space="preserve">, справа — проводимость сети одинаковых горл от доли открытых (63) с порогами протекания</w:t>
+      </w:r>
+      <w:r>
+        <w:t xml:space="preserve"> </w:t>
+      </w:r>
+      <m:oMath>
+        <m:r>
+          <m:t>2</m:t>
+        </m:r>
+        <m:r>
+          <m:rPr>
+            <m:sty m:val="p"/>
+          </m:rPr>
+          <m:t>/</m:t>
+        </m:r>
+        <m:r>
+          <m:t>z</m:t>
+        </m:r>
+      </m:oMath>
+      <w:r>
+        <w:t xml:space="preserve">.</w:t>
+      </w:r>
+    </w:p>
+    <w:bookmarkEnd w:id="39"/>
     <w:sectPr>
       <w:pgSz w:h="16838" w:w="11906"/>
       <w:pgMar w:bottom="567" w:footer="720" w:gutter="0" w:header="720" w:left="1418" w:right="850" w:top="850"/>
@@ -10956,6 +14877,15 @@
     <w:abstractNumId w:val="991"/>
   </w:num>
   <w:num w:numId="1003">
+    <w:abstractNumId w:val="991"/>
+  </w:num>
+  <w:num w:numId="1004">
+    <w:abstractNumId w:val="991"/>
+  </w:num>
+  <w:num w:numId="1005">
+    <w:abstractNumId w:val="991"/>
+  </w:num>
+  <w:num w:numId="1006">
     <w:abstractNumId w:val="991"/>
   </w:num>
 </w:numbering>

--- a/docs/кинетика_осаждения.docx
+++ b/docs/кинетика_осаждения.docx
@@ -7795,7 +7795,831 @@
         <w:pStyle w:val="BodyText"/>
       </w:pPr>
       <w:r>
-        <w:t xml:space="preserve">За шаг удерживается не больше, чем растворено с учетом оттока.</w:t>
+        <w:rPr>
+          <w:b/>
+          <w:bCs/>
+        </w:rPr>
+        <w:t xml:space="preserve">Шаг по времени.</w:t>
+      </w:r>
+      <w:r>
+        <w:t xml:space="preserve"> </w:t>
+      </w:r>
+      <w:r>
+        <w:t xml:space="preserve">Уравнение (50) интегрируется неявно по концентрации в нефти ячейки:</w:t>
+      </w:r>
+    </w:p>
+    <w:p>
+      <w:pPr>
+        <w:pStyle w:val="BodyText"/>
+      </w:pPr>
+      <m:oMathPara>
+        <m:oMathParaPr>
+          <m:jc m:val="center"/>
+        </m:oMathParaPr>
+        <m:oMath>
+          <m:r>
+            <m:rPr>
+              <m:sty m:val="p"/>
+            </m:rPr>
+            <m:t>Δ</m:t>
+          </m:r>
+          <m:r>
+            <m:rPr>
+              <m:sty m:val="p"/>
+            </m:rPr>
+            <m:t>Γ</m:t>
+          </m:r>
+          <m:r>
+            <m:rPr>
+              <m:sty m:val="p"/>
+            </m:rPr>
+            <m:t>=</m:t>
+          </m:r>
+          <m:r>
+            <m:t>f</m:t>
+          </m:r>
+          <m:r>
+            <m:t> </m:t>
+          </m:r>
+          <m:d>
+            <m:dPr>
+              <m:begChr m:val="["/>
+              <m:sepChr m:val=""/>
+              <m:endChr m:val="]"/>
+              <m:grow/>
+            </m:dPr>
+            <m:e>
+              <m:sSub>
+                <m:e>
+                  <m:r>
+                    <m:rPr>
+                      <m:sty m:val="p"/>
+                    </m:rPr>
+                    <m:t>Γ</m:t>
+                  </m:r>
+                </m:e>
+                <m:sub>
+                  <m:r>
+                    <m:t>e</m:t>
+                  </m:r>
+                  <m:r>
+                    <m:t>q</m:t>
+                  </m:r>
+                </m:sub>
+              </m:sSub>
+              <m:r>
+                <m:rPr>
+                  <m:sty m:val="p"/>
+                </m:rPr>
+                <m:t>(</m:t>
+              </m:r>
+              <m:r>
+                <m:t>c</m:t>
+              </m:r>
+              <m:r>
+                <m:rPr>
+                  <m:sty m:val="p"/>
+                </m:rPr>
+                <m:t>−</m:t>
+              </m:r>
+              <m:r>
+                <m:rPr>
+                  <m:sty m:val="p"/>
+                </m:rPr>
+                <m:t>Δ</m:t>
+              </m:r>
+              <m:r>
+                <m:rPr>
+                  <m:sty m:val="p"/>
+                </m:rPr>
+                <m:t>Γ</m:t>
+              </m:r>
+              <m:r>
+                <m:rPr>
+                  <m:sty m:val="p"/>
+                </m:rPr>
+                <m:t>/</m:t>
+              </m:r>
+              <m:r>
+                <m:t>a</m:t>
+              </m:r>
+              <m:r>
+                <m:rPr>
+                  <m:sty m:val="p"/>
+                </m:rPr>
+                <m:t>)</m:t>
+              </m:r>
+              <m:r>
+                <m:rPr>
+                  <m:sty m:val="p"/>
+                </m:rPr>
+                <m:t>−</m:t>
+              </m:r>
+              <m:r>
+                <m:rPr>
+                  <m:sty m:val="p"/>
+                </m:rPr>
+                <m:t>Γ</m:t>
+              </m:r>
+            </m:e>
+          </m:d>
+          <m:r>
+            <m:rPr>
+              <m:sty m:val="p"/>
+            </m:rPr>
+            <m:t>,</m:t>
+          </m:r>
+          <m:r>
+            <m:t>  </m:t>
+          </m:r>
+          <m:r>
+            <m:t>f</m:t>
+          </m:r>
+          <m:r>
+            <m:rPr>
+              <m:sty m:val="p"/>
+            </m:rPr>
+            <m:t>=</m:t>
+          </m:r>
+          <m:r>
+            <m:t>1</m:t>
+          </m:r>
+          <m:r>
+            <m:rPr>
+              <m:sty m:val="p"/>
+            </m:rPr>
+            <m:t>−</m:t>
+          </m:r>
+          <m:sSup>
+            <m:e>
+              <m:r>
+                <m:t>e</m:t>
+              </m:r>
+            </m:e>
+            <m:sup>
+              <m:r>
+                <m:rPr>
+                  <m:sty m:val="p"/>
+                </m:rPr>
+                <m:t>−</m:t>
+              </m:r>
+              <m:sSub>
+                <m:e>
+                  <m:r>
+                    <m:t>k</m:t>
+                  </m:r>
+                </m:e>
+                <m:sub>
+                  <m:r>
+                    <m:t>a</m:t>
+                  </m:r>
+                  <m:r>
+                    <m:t>d</m:t>
+                  </m:r>
+                  <m:r>
+                    <m:t>s</m:t>
+                  </m:r>
+                </m:sub>
+              </m:sSub>
+              <m:r>
+                <m:rPr>
+                  <m:sty m:val="p"/>
+                </m:rPr>
+                <m:t>Δ</m:t>
+              </m:r>
+              <m:r>
+                <m:t>t</m:t>
+              </m:r>
+            </m:sup>
+          </m:sSup>
+          <m:r>
+            <m:rPr>
+              <m:sty m:val="p"/>
+            </m:rPr>
+            <m:t>,</m:t>
+          </m:r>
+          <m:r>
+            <m:t>  </m:t>
+          </m:r>
+          <m:r>
+            <m:rPr>
+              <m:sty m:val="p"/>
+            </m:rPr>
+            <m:t>(</m:t>
+          </m:r>
+          <m:r>
+            <m:t>50</m:t>
+          </m:r>
+          <m:r>
+            <m:t>в</m:t>
+          </m:r>
+          <m:r>
+            <m:rPr>
+              <m:sty m:val="p"/>
+            </m:rPr>
+            <m:t>)</m:t>
+          </m:r>
+        </m:oMath>
+      </m:oMathPara>
+    </w:p>
+    <w:p>
+      <w:pPr>
+        <w:pStyle w:val="FirstParagraph"/>
+      </w:pPr>
+      <w:r>
+        <w:t xml:space="preserve">где</w:t>
+      </w:r>
+      <w:r>
+        <w:t xml:space="preserve"> </w:t>
+      </w:r>
+      <m:oMath>
+        <m:r>
+          <m:t>a</m:t>
+        </m:r>
+      </m:oMath>
+      <w:r>
+        <w:t xml:space="preserve"> </w:t>
+      </w:r>
+      <w:r>
+        <w:t xml:space="preserve">— масса нефти, оставшейся в ячейке после оттока за шаг (на единицу объема породы). Это квадратное уравнение</w:t>
+      </w:r>
+      <w:r>
+        <w:t xml:space="preserve"> </w:t>
+      </w:r>
+      <w:r>
+        <w:t xml:space="preserve">относительно</w:t>
+      </w:r>
+      <w:r>
+        <w:t xml:space="preserve"> </w:t>
+      </w:r>
+      <m:oMath>
+        <m:r>
+          <m:t>x</m:t>
+        </m:r>
+        <m:r>
+          <m:rPr>
+            <m:sty m:val="p"/>
+          </m:rPr>
+          <m:t>=</m:t>
+        </m:r>
+        <m:r>
+          <m:t>c</m:t>
+        </m:r>
+        <m:r>
+          <m:rPr>
+            <m:sty m:val="p"/>
+          </m:rPr>
+          <m:t>−</m:t>
+        </m:r>
+        <m:r>
+          <m:rPr>
+            <m:sty m:val="p"/>
+          </m:rPr>
+          <m:t>Δ</m:t>
+        </m:r>
+        <m:r>
+          <m:rPr>
+            <m:sty m:val="p"/>
+          </m:rPr>
+          <m:t>Γ</m:t>
+        </m:r>
+        <m:r>
+          <m:rPr>
+            <m:sty m:val="p"/>
+          </m:rPr>
+          <m:t>/</m:t>
+        </m:r>
+        <m:r>
+          <m:t>a</m:t>
+        </m:r>
+      </m:oMath>
+      <w:r>
+        <w:t xml:space="preserve"> </w:t>
+      </w:r>
+      <w:r>
+        <w:t xml:space="preserve">с одним положительным корнем (</w:t>
+      </w:r>
+      <w:r>
+        <w:rPr>
+          <w:rStyle w:val="VerbatimChar"/>
+        </w:rPr>
+        <w:t xml:space="preserve">Kinetics_math.langmuir_ldf_step</w:t>
+      </w:r>
+      <w:r>
+        <w:t xml:space="preserve">). При малом</w:t>
+      </w:r>
+      <w:r>
+        <w:t xml:space="preserve"> </w:t>
+      </w:r>
+      <m:oMath>
+        <m:r>
+          <m:t>f</m:t>
+        </m:r>
+        <m:r>
+          <m:t> </m:t>
+        </m:r>
+        <m:sSub>
+          <m:e>
+            <m:r>
+              <m:rPr>
+                <m:sty m:val="p"/>
+              </m:rPr>
+              <m:t>Γ</m:t>
+            </m:r>
+          </m:e>
+          <m:sub>
+            <m:r>
+              <m:t>m</m:t>
+            </m:r>
+            <m:r>
+              <m:t>a</m:t>
+            </m:r>
+            <m:r>
+              <m:t>x</m:t>
+            </m:r>
+          </m:sub>
+        </m:sSub>
+        <m:r>
+          <m:t>K</m:t>
+        </m:r>
+        <m:r>
+          <m:rPr>
+            <m:sty m:val="p"/>
+          </m:rPr>
+          <m:t>/</m:t>
+        </m:r>
+        <m:r>
+          <m:t>a</m:t>
+        </m:r>
+      </m:oMath>
+      <w:r>
+        <w:t xml:space="preserve"> </w:t>
+      </w:r>
+      <w:r>
+        <w:t xml:space="preserve">шаг совпадает с явным, при</w:t>
+      </w:r>
+      <w:r>
+        <w:t xml:space="preserve"> </w:t>
+      </w:r>
+      <m:oMath>
+        <m:r>
+          <m:t>f</m:t>
+        </m:r>
+        <m:r>
+          <m:rPr>
+            <m:sty m:val="p"/>
+          </m:rPr>
+          <m:t>=</m:t>
+        </m:r>
+        <m:r>
+          <m:t>1</m:t>
+        </m:r>
+      </m:oMath>
+      <w:r>
+        <w:t xml:space="preserve"> </w:t>
+      </w:r>
+      <w:r>
+        <w:t xml:space="preserve">— равновесие закрытой ячейки. Явная запись</w:t>
+      </w:r>
+      <w:r>
+        <w:t xml:space="preserve"> </w:t>
+      </w:r>
+      <m:oMath>
+        <m:r>
+          <m:rPr>
+            <m:sty m:val="p"/>
+          </m:rPr>
+          <m:t>Δ</m:t>
+        </m:r>
+        <m:r>
+          <m:rPr>
+            <m:sty m:val="p"/>
+          </m:rPr>
+          <m:t>Γ</m:t>
+        </m:r>
+        <m:r>
+          <m:rPr>
+            <m:sty m:val="p"/>
+          </m:rPr>
+          <m:t>=</m:t>
+        </m:r>
+        <m:r>
+          <m:t>f</m:t>
+        </m:r>
+        <m:r>
+          <m:rPr>
+            <m:sty m:val="p"/>
+          </m:rPr>
+          <m:t>(</m:t>
+        </m:r>
+        <m:sSub>
+          <m:e>
+            <m:r>
+              <m:rPr>
+                <m:sty m:val="p"/>
+              </m:rPr>
+              <m:t>Γ</m:t>
+            </m:r>
+          </m:e>
+          <m:sub>
+            <m:r>
+              <m:t>e</m:t>
+            </m:r>
+            <m:r>
+              <m:t>q</m:t>
+            </m:r>
+          </m:sub>
+        </m:sSub>
+        <m:r>
+          <m:rPr>
+            <m:sty m:val="p"/>
+          </m:rPr>
+          <m:t>(</m:t>
+        </m:r>
+        <m:r>
+          <m:t>c</m:t>
+        </m:r>
+        <m:r>
+          <m:rPr>
+            <m:sty m:val="p"/>
+          </m:rPr>
+          <m:t>)</m:t>
+        </m:r>
+        <m:r>
+          <m:rPr>
+            <m:sty m:val="p"/>
+          </m:rPr>
+          <m:t>−</m:t>
+        </m:r>
+        <m:r>
+          <m:rPr>
+            <m:sty m:val="p"/>
+          </m:rPr>
+          <m:t>Γ</m:t>
+        </m:r>
+        <m:r>
+          <m:rPr>
+            <m:sty m:val="p"/>
+          </m:rPr>
+          <m:t>)</m:t>
+        </m:r>
+      </m:oMath>
+      <w:r>
+        <w:t xml:space="preserve"> </w:t>
+      </w:r>
+      <w:r>
+        <w:t xml:space="preserve">годилась для керна, где нефть течет непрерывно, но в заводненной зоне</w:t>
+      </w:r>
+      <w:r>
+        <w:t xml:space="preserve"> </w:t>
+      </w:r>
+      <w:r>
+        <w:t xml:space="preserve">пласта остаточной нефти мало (</w:t>
+      </w:r>
+      <m:oMath>
+        <m:r>
+          <m:t>a</m:t>
+        </m:r>
+        <m:r>
+          <m:t>c</m:t>
+        </m:r>
+        <m:r>
+          <m:rPr>
+            <m:sty m:val="p"/>
+          </m:rPr>
+          <m:t>≪</m:t>
+        </m:r>
+        <m:sSub>
+          <m:e>
+            <m:r>
+              <m:rPr>
+                <m:sty m:val="p"/>
+              </m:rPr>
+              <m:t>Γ</m:t>
+            </m:r>
+          </m:e>
+          <m:sub>
+            <m:r>
+              <m:t>m</m:t>
+            </m:r>
+            <m:r>
+              <m:t>a</m:t>
+            </m:r>
+            <m:r>
+              <m:t>x</m:t>
+            </m:r>
+          </m:sub>
+        </m:sSub>
+      </m:oMath>
+      <w:r>
+        <w:t xml:space="preserve">). Там явный шаг выбирал всю растворенную фракцию, на</w:t>
+      </w:r>
+      <w:r>
+        <w:t xml:space="preserve"> </w:t>
+      </w:r>
+      <w:r>
+        <w:t xml:space="preserve">следующем шаге при</w:t>
+      </w:r>
+      <w:r>
+        <w:t xml:space="preserve"> </w:t>
+      </w:r>
+      <m:oMath>
+        <m:r>
+          <m:t>c</m:t>
+        </m:r>
+        <m:r>
+          <m:rPr>
+            <m:sty m:val="p"/>
+          </m:rPr>
+          <m:t>=</m:t>
+        </m:r>
+        <m:r>
+          <m:t>0</m:t>
+        </m:r>
+      </m:oMath>
+      <w:r>
+        <w:t xml:space="preserve"> </w:t>
+      </w:r>
+      <w:r>
+        <w:t xml:space="preserve">десорбировал, и шаги колебались — с шахматным узором проницаемости и выбросами</w:t>
+      </w:r>
+      <w:r>
+        <w:t xml:space="preserve"> </w:t>
+      </w:r>
+      <m:oMath>
+        <m:r>
+          <m:t>k</m:t>
+        </m:r>
+        <m:r>
+          <m:rPr>
+            <m:sty m:val="p"/>
+          </m:rPr>
+          <m:t>/</m:t>
+        </m:r>
+        <m:sSub>
+          <m:e>
+            <m:r>
+              <m:t>k</m:t>
+            </m:r>
+          </m:e>
+          <m:sub>
+            <m:r>
+              <m:t>0</m:t>
+            </m:r>
+          </m:sub>
+        </m:sSub>
+      </m:oMath>
+      <w:r>
+        <w:t xml:space="preserve"> </w:t>
+      </w:r>
+      <w:r>
+        <w:t xml:space="preserve">выше 1. Неявный шаг не пересекает равновесия закрытой ячейки и не делает концентрацию отрицательной, поэтому</w:t>
+      </w:r>
+      <w:r>
+        <w:t xml:space="preserve"> </w:t>
+      </w:r>
+      <w:r>
+        <w:t xml:space="preserve">отдельный ограничитель подводом ему не нужен. В опытах Li et al. смена схемы меняет СКО ступеней меньше чем</w:t>
+      </w:r>
+      <w:r>
+        <w:t xml:space="preserve"> </w:t>
+      </w:r>
+      <w:r>
+        <w:t xml:space="preserve">на</w:t>
+      </w:r>
+      <w:r>
+        <w:t xml:space="preserve"> </w:t>
+      </w:r>
+      <m:oMath>
+        <m:sSup>
+          <m:e>
+            <m:r>
+              <m:t>10</m:t>
+            </m:r>
+          </m:e>
+          <m:sup>
+            <m:r>
+              <m:rPr>
+                <m:sty m:val="p"/>
+              </m:rPr>
+              <m:t>−</m:t>
+            </m:r>
+            <m:r>
+              <m:t>4</m:t>
+            </m:r>
+          </m:sup>
+        </m:sSup>
+      </m:oMath>
+      <w:r>
+        <w:t xml:space="preserve">. Пленочная форма (50б) сохранила явное</w:t>
+      </w:r>
+      <w:r>
+        <w:t xml:space="preserve"> </w:t>
+      </w:r>
+      <m:oMath>
+        <m:r>
+          <m:t>c</m:t>
+        </m:r>
+      </m:oMath>
+      <w:r>
+        <w:t xml:space="preserve"> </w:t>
+      </w:r>
+      <w:r>
+        <w:t xml:space="preserve">и ограничитель подводом.</w:t>
+      </w:r>
+    </w:p>
+    <w:p>
+      <w:pPr>
+        <w:pStyle w:val="BodyText"/>
+      </w:pPr>
+      <w:r>
+        <w:rPr>
+          <w:b/>
+          <w:bCs/>
+        </w:rPr>
+        <w:t xml:space="preserve">Начальное удержание в пласте.</w:t>
+      </w:r>
+      <w:r>
+        <w:t xml:space="preserve"> </w:t>
+      </w:r>
+      <w:r>
+        <w:t xml:space="preserve">Керн в опыте чистый, а в пласте нефть и порода в контакте геологическое время:</w:t>
+      </w:r>
+      <w:r>
+        <w:t xml:space="preserve"> </w:t>
+      </w:r>
+      <m:oMath>
+        <m:sSub>
+          <m:e>
+            <m:r>
+              <m:t>k</m:t>
+            </m:r>
+          </m:e>
+          <m:sub>
+            <m:r>
+              <m:t>0</m:t>
+            </m:r>
+          </m:sub>
+        </m:sSub>
+      </m:oMath>
+      <w:r>
+        <w:t xml:space="preserve"> </w:t>
+      </w:r>
+      <w:r>
+        <w:t xml:space="preserve">пласта измерена уже с удержанным слоем. Флаг</w:t>
+      </w:r>
+      <w:r>
+        <w:t xml:space="preserve"> </w:t>
+      </w:r>
+      <w:r>
+        <w:rPr>
+          <w:rStyle w:val="VerbatimChar"/>
+        </w:rPr>
+        <w:t xml:space="preserve">ads_init_equilibrium</w:t>
+      </w:r>
+      <w:r>
+        <w:t xml:space="preserve"> </w:t>
+      </w:r>
+      <w:r>
+        <w:t xml:space="preserve">задает начальное удержание равновесным</w:t>
+      </w:r>
+      <w:r>
+        <w:t xml:space="preserve"> </w:t>
+      </w:r>
+      <w:r>
+        <w:t xml:space="preserve">при</w:t>
+      </w:r>
+      <w:r>
+        <w:t xml:space="preserve"> </w:t>
+      </w:r>
+      <m:oMath>
+        <m:sSub>
+          <m:e>
+            <m:r>
+              <m:t>T</m:t>
+            </m:r>
+          </m:e>
+          <m:sub>
+            <m:r>
+              <m:t>0</m:t>
+            </m:r>
+          </m:sub>
+        </m:sSub>
+      </m:oMath>
+      <w:r>
+        <w:t xml:space="preserve"> </w:t>
+      </w:r>
+      <w:r>
+        <w:t xml:space="preserve">(изотерма (50) с концентрациями начальной нефти), и повреждение (51) отсчитывается от него:</w:t>
+      </w:r>
+      <w:r>
+        <w:t xml:space="preserve"> </w:t>
+      </w:r>
+      <m:oMath>
+        <m:r>
+          <m:t>k</m:t>
+        </m:r>
+        <m:r>
+          <m:rPr>
+            <m:sty m:val="p"/>
+          </m:rPr>
+          <m:t>∝</m:t>
+        </m:r>
+        <m:r>
+          <m:t>D</m:t>
+        </m:r>
+        <m:r>
+          <m:rPr>
+            <m:sty m:val="p"/>
+          </m:rPr>
+          <m:t>(</m:t>
+        </m:r>
+        <m:r>
+          <m:t>σ</m:t>
+        </m:r>
+        <m:r>
+          <m:rPr>
+            <m:sty m:val="p"/>
+          </m:rPr>
+          <m:t>)</m:t>
+        </m:r>
+        <m:r>
+          <m:rPr>
+            <m:sty m:val="p"/>
+          </m:rPr>
+          <m:t>/</m:t>
+        </m:r>
+        <m:r>
+          <m:t>D</m:t>
+        </m:r>
+        <m:r>
+          <m:rPr>
+            <m:sty m:val="p"/>
+          </m:rPr>
+          <m:t>(</m:t>
+        </m:r>
+        <m:sSub>
+          <m:e>
+            <m:r>
+              <m:t>σ</m:t>
+            </m:r>
+          </m:e>
+          <m:sub>
+            <m:r>
+              <m:t>0</m:t>
+            </m:r>
+          </m:sub>
+        </m:sSub>
+        <m:r>
+          <m:rPr>
+            <m:sty m:val="p"/>
+          </m:rPr>
+          <m:t>)</m:t>
+        </m:r>
+      </m:oMath>
+      <w:r>
+        <w:t xml:space="preserve">. Пористость начальным удержанием не уменьшается, тождество (38б) выполняется</w:t>
+      </w:r>
+      <w:r>
+        <w:t xml:space="preserve"> </w:t>
+      </w:r>
+      <w:r>
+        <w:t xml:space="preserve">для прироста</w:t>
+      </w:r>
+      <w:r>
+        <w:t xml:space="preserve"> </w:t>
+      </w:r>
+      <m:oMath>
+        <m:r>
+          <m:rPr>
+            <m:sty m:val="p"/>
+          </m:rPr>
+          <m:t>Γ</m:t>
+        </m:r>
+        <m:r>
+          <m:rPr>
+            <m:sty m:val="p"/>
+          </m:rPr>
+          <m:t>−</m:t>
+        </m:r>
+        <m:sSub>
+          <m:e>
+            <m:r>
+              <m:rPr>
+                <m:sty m:val="p"/>
+              </m:rPr>
+              <m:t>Γ</m:t>
+            </m:r>
+          </m:e>
+          <m:sub>
+            <m:r>
+              <m:t>0</m:t>
+            </m:r>
+          </m:sub>
+        </m:sSub>
+      </m:oMath>
+      <w:r>
+        <w:t xml:space="preserve">.</w:t>
       </w:r>
     </w:p>
     <w:p>

--- a/docs/кинетика_осаждения.docx
+++ b/docs/кинетика_осаждения.docx
@@ -45,7 +45,7 @@
         <w:rPr>
           <w:rStyle w:val="VerbatimChar"/>
         </w:rPr>
-        <w:t xml:space="preserve">твт_статья/full_review.pdf</w:t>
+        <w:t xml:space="preserve">твт_статья_АСПО/материалы/full_review.pdf</w:t>
       </w:r>
       <w:r>
         <w:t xml:space="preserve">, разд. 2, 3.6, 4, 5.4). Каждый механизм включается своим флагом в</w:t>
@@ -103,7 +103,7 @@
       <w:tblPr>
         <w:tblStyle w:val="Table"/>
         <w:tblW w:type="pct" w:w="5000"/>
-        <w:tblLayout w:type="fixed"/>
+        <w:tblLayout w:type="autofit"/>
         <w:tblLook w:firstRow="1" w:lastRow="0" w:firstColumn="0" w:lastColumn="0" w:noHBand="0" w:noVBand="0" w:val="0020"/>
       </w:tblPr>
       <w:tblGrid>
@@ -2535,7 +2535,6 @@
           <m:d>
             <m:dPr>
               <m:begChr m:val="("/>
-              <m:sepChr m:val=""/>
               <m:endChr m:val=")"/>
               <m:grow/>
             </m:dPr>
@@ -3293,7 +3292,6 @@
           <m:d>
             <m:dPr>
               <m:begChr m:val="["/>
-              <m:sepChr m:val=""/>
               <m:endChr m:val="]"/>
               <m:grow/>
             </m:dPr>
@@ -3303,7 +3301,6 @@
                   <m:d>
                     <m:dPr>
                       <m:begChr m:val="("/>
-                      <m:sepChr m:val=""/>
                       <m:endChr m:val=")"/>
                       <m:grow/>
                     </m:dPr>
@@ -4289,7 +4286,6 @@
               <m:d>
                 <m:dPr>
                   <m:begChr m:val="("/>
-                  <m:sepChr m:val=""/>
                   <m:endChr m:val=")"/>
                   <m:grow/>
                 </m:dPr>
@@ -4455,15 +4451,66 @@
         <w:pStyle w:val="FirstParagraph"/>
       </w:pPr>
       <w:r>
-        <w:t xml:space="preserve">Вынесенный осадок возвращается в нефть в своем составе: парафин — во взвесь, асфальтены и смолы — во флокулы. Толщина отложения в капилляре</w:t>
+        <w:t xml:space="preserve">Критическое напряжение — прочность отложения:</w:t>
       </w:r>
       <w:r>
         <w:t xml:space="preserve"> </w:t>
       </w:r>
       <m:oMath>
-        <m:r>
-          <m:t>h</m:t>
-        </m:r>
+        <m:sSub>
+          <m:e>
+            <m:r>
+              <m:t>τ</m:t>
+            </m:r>
+          </m:e>
+          <m:sub>
+            <m:r>
+              <m:t>c</m:t>
+            </m:r>
+            <m:r>
+              <m:t>r</m:t>
+            </m:r>
+          </m:sub>
+        </m:sSub>
+        <m:r>
+          <m:rPr>
+            <m:sty m:val="p"/>
+          </m:rPr>
+          <m:t>=</m:t>
+        </m:r>
+        <m:sSub>
+          <m:e>
+            <m:r>
+              <m:t>τ</m:t>
+            </m:r>
+          </m:e>
+          <m:sub>
+            <m:r>
+              <m:t>e</m:t>
+            </m:r>
+            <m:r>
+              <m:t>n</m:t>
+            </m:r>
+            <m:r>
+              <m:t>t</m:t>
+            </m:r>
+          </m:sub>
+        </m:sSub>
+        <m:r>
+          <m:t> </m:t>
+        </m:r>
+        <m:sSub>
+          <m:e>
+            <m:r>
+              <m:t>τ</m:t>
+            </m:r>
+          </m:e>
+          <m:sub>
+            <m:r>
+              <m:t>y</m:t>
+            </m:r>
+          </m:sub>
+        </m:sSub>
         <m:r>
           <m:rPr>
             <m:sty m:val="p"/>
@@ -4471,7 +4518,7 @@
           <m:t>(</m:t>
         </m:r>
         <m:r>
-          <m:t>r</m:t>
+          <m:t>C</m:t>
         </m:r>
         <m:r>
           <m:rPr>
@@ -4479,6 +4526,212 @@
           </m:rPr>
           <m:t>)</m:t>
         </m:r>
+        <m:r>
+          <m:rPr>
+            <m:sty m:val="p"/>
+          </m:rPr>
+          <m:t>/</m:t>
+        </m:r>
+        <m:sSub>
+          <m:e>
+            <m:r>
+              <m:t>τ</m:t>
+            </m:r>
+          </m:e>
+          <m:sub>
+            <m:r>
+              <m:t>y</m:t>
+            </m:r>
+          </m:sub>
+        </m:sSub>
+        <m:r>
+          <m:rPr>
+            <m:sty m:val="p"/>
+          </m:rPr>
+          <m:t>(</m:t>
+        </m:r>
+        <m:sSub>
+          <m:e>
+            <m:r>
+              <m:t>C</m:t>
+            </m:r>
+          </m:e>
+          <m:sub>
+            <m:r>
+              <m:t>0</m:t>
+            </m:r>
+          </m:sub>
+        </m:sSub>
+        <m:r>
+          <m:rPr>
+            <m:sty m:val="p"/>
+          </m:rPr>
+          <m:t>)</m:t>
+        </m:r>
+      </m:oMath>
+      <w:r>
+        <w:t xml:space="preserve">, где</w:t>
+      </w:r>
+      <w:r>
+        <w:t xml:space="preserve"> </w:t>
+      </w:r>
+      <m:oMath>
+        <m:sSub>
+          <m:e>
+            <m:r>
+              <m:t>τ</m:t>
+            </m:r>
+          </m:e>
+          <m:sub>
+            <m:r>
+              <m:t>y</m:t>
+            </m:r>
+          </m:sub>
+        </m:sSub>
+      </m:oMath>
+      <w:r>
+        <w:t xml:space="preserve"> </w:t>
+      </w:r>
+      <w:r>
+        <w:t xml:space="preserve">— предел текучести геля (7.2) при доле парафина в отложении</w:t>
+      </w:r>
+      <w:r>
+        <w:t xml:space="preserve"> </w:t>
+      </w:r>
+      <m:oMath>
+        <m:r>
+          <m:t>C</m:t>
+        </m:r>
+      </m:oMath>
+      <w:r>
+        <w:t xml:space="preserve">,</w:t>
+      </w:r>
+      <w:r>
+        <w:t xml:space="preserve"> </w:t>
+      </w:r>
+      <m:oMath>
+        <m:sSub>
+          <m:e>
+            <m:r>
+              <m:t>τ</m:t>
+            </m:r>
+          </m:e>
+          <m:sub>
+            <m:r>
+              <m:t>e</m:t>
+            </m:r>
+            <m:r>
+              <m:t>n</m:t>
+            </m:r>
+            <m:r>
+              <m:t>t</m:t>
+            </m:r>
+          </m:sub>
+        </m:sSub>
+      </m:oMath>
+      <w:r>
+        <w:t xml:space="preserve"> </w:t>
+      </w:r>
+      <w:r>
+        <w:t xml:space="preserve">(</w:t>
+      </w:r>
+      <w:r>
+        <w:rPr>
+          <w:rStyle w:val="VerbatimChar"/>
+        </w:rPr>
+        <w:t xml:space="preserve">ENT_TAU</w:t>
+      </w:r>
+      <w:r>
+        <w:t xml:space="preserve">) — порог свежего отложения с долей</w:t>
+      </w:r>
+      <w:r>
+        <w:t xml:space="preserve"> </w:t>
+      </w:r>
+      <m:oMath>
+        <m:sSub>
+          <m:e>
+            <m:r>
+              <m:t>C</m:t>
+            </m:r>
+          </m:e>
+          <m:sub>
+            <m:r>
+              <m:t>0</m:t>
+            </m:r>
+          </m:sub>
+        </m:sSub>
+      </m:oMath>
+      <w:r>
+        <w:t xml:space="preserve">. Без старения отложения (разд. 13.9) порог — ровно</w:t>
+      </w:r>
+      <w:r>
+        <w:t xml:space="preserve"> </w:t>
+      </w:r>
+      <m:oMath>
+        <m:sSub>
+          <m:e>
+            <m:r>
+              <m:t>τ</m:t>
+            </m:r>
+          </m:e>
+          <m:sub>
+            <m:r>
+              <m:t>e</m:t>
+            </m:r>
+            <m:r>
+              <m:t>n</m:t>
+            </m:r>
+            <m:r>
+              <m:t>t</m:t>
+            </m:r>
+          </m:sub>
+        </m:sSub>
+      </m:oMath>
+      <w:r>
+        <w:t xml:space="preserve">, со старением растет как прочность геля (Venkatesan et al., 2005). Прежняя суффозия (флаг</w:t>
+      </w:r>
+      <w:r>
+        <w:t xml:space="preserve"> </w:t>
+      </w:r>
+      <w:r>
+        <w:rPr>
+          <w:rStyle w:val="VerbatimChar"/>
+        </w:rPr>
+        <w:t xml:space="preserve">suffusion</w:t>
+      </w:r>
+      <w:r>
+        <w:t xml:space="preserve">: порог по средней скорости из баланса сил тяжести на частице, вынесенное в нефть не возвращалось) удалена: для связного гель-отложения критерий — напряжение сдвига, а баланс массы обязателен.</w:t>
+      </w:r>
+    </w:p>
+    <w:p>
+      <w:pPr>
+        <w:pStyle w:val="BodyText"/>
+      </w:pPr>
+      <w:r>
+        <w:t xml:space="preserve">Вынесенный осадок возвращается в нефть в своем составе: парафин — во взвесь, асфальтены и смолы — во флокулы. Толщина отложения в капилляре</w:t>
+      </w:r>
+      <w:r>
+        <w:t xml:space="preserve"> </w:t>
+      </w:r>
+      <m:oMath>
+        <m:r>
+          <m:t>h</m:t>
+        </m:r>
+        <m:r>
+          <m:rPr>
+            <m:sty m:val="p"/>
+          </m:rPr>
+          <m:t>(</m:t>
+        </m:r>
+        <m:r>
+          <m:t>r</m:t>
+        </m:r>
+        <m:r>
+          <m:rPr>
+            <m:sty m:val="p"/>
+          </m:rPr>
+          <m:t>)</m:t>
+        </m:r>
       </m:oMath>
       <w:r>
         <w:t xml:space="preserve"> </w:t>
@@ -4545,7 +4798,7 @@
         </m:sSub>
       </m:oMath>
       <w:r>
-        <w:t xml:space="preserve">. Такое плато наблюдается в опытах Sutton, Roberts (1974) и Li et al. (2024) при 45–90 °C, а у прежней модели его не было.</w:t>
+        <w:t xml:space="preserve">. Такое плато наблюдается в опытах Sutton, Roberts (1974) и Li et al. (2024) при 45–90 °C, а у упрощенной модели его не было.</w:t>
       </w:r>
     </w:p>
     <w:bookmarkEnd w:id="15"/>
@@ -4597,7 +4850,7 @@
           <m:rPr>
             <m:sty m:val="p"/>
           </m:rPr>
-          <m:t>∼</m:t>
+          <m:t>~</m:t>
         </m:r>
         <m:r>
           <m:t>0.1</m:t>
@@ -5042,7 +5295,6 @@
               <m:d>
                 <m:dPr>
                   <m:begChr m:val="("/>
-                  <m:sepChr m:val=""/>
                   <m:endChr m:val=")"/>
                   <m:grow/>
                 </m:dPr>
@@ -5878,7 +6130,6 @@
           <m:d>
             <m:dPr>
               <m:begChr m:val="("/>
-              <m:sepChr m:val=""/>
               <m:endChr m:val=")"/>
               <m:grow/>
             </m:dPr>
@@ -6254,7 +6505,6 @@
           <m:d>
             <m:dPr>
               <m:begChr m:val="["/>
-              <m:sepChr m:val=""/>
               <m:endChr m:val="]"/>
               <m:grow/>
             </m:dPr>
@@ -6304,7 +6554,6 @@
               <m:d>
                 <m:dPr>
                   <m:begChr m:val="("/>
-                  <m:sepChr m:val=""/>
                   <m:endChr m:val=")"/>
                   <m:grow/>
                 </m:dPr>
@@ -6686,7 +6935,7 @@
           <m:rPr>
             <m:sty m:val="p"/>
           </m:rPr>
-          <m:t>∼</m:t>
+          <m:t>~</m:t>
         </m:r>
         <m:sSub>
           <m:e>
@@ -6742,7 +6991,7 @@
           <m:rPr>
             <m:sty m:val="p"/>
           </m:rPr>
-          <m:t>∼</m:t>
+          <m:t>~</m:t>
         </m:r>
         <m:r>
           <m:t>T</m:t>
@@ -7019,7 +7268,6 @@
           <m:d>
             <m:dPr>
               <m:begChr m:val="["/>
-              <m:sepChr m:val=""/>
               <m:endChr m:val="]"/>
               <m:grow/>
             </m:dPr>
@@ -7051,7 +7299,6 @@
               <m:d>
                 <m:dPr>
                   <m:begChr m:val="("/>
-                  <m:sepChr m:val=""/>
                   <m:endChr m:val=")"/>
                   <m:grow/>
                 </m:dPr>
@@ -7346,7 +7593,6 @@
           <m:d>
             <m:dPr>
               <m:begChr m:val="("/>
-              <m:sepChr m:val=""/>
               <m:endChr m:val=")"/>
               <m:grow/>
             </m:dPr>
@@ -7844,7 +8090,6 @@
           <m:d>
             <m:dPr>
               <m:begChr m:val="["/>
-              <m:sepChr m:val=""/>
               <m:endChr m:val="]"/>
               <m:grow/>
             </m:dPr>
@@ -8759,7 +9004,6 @@
               <m:d>
                 <m:dPr>
                   <m:begChr m:val="("/>
-                  <m:sepChr m:val=""/>
                   <m:endChr m:val=")"/>
                   <m:grow/>
                 </m:dPr>
@@ -9231,7 +9475,6 @@
           <m:d>
             <m:dPr>
               <m:begChr m:val="("/>
-              <m:sepChr m:val=""/>
               <m:endChr m:val=")"/>
               <m:grow/>
             </m:dPr>
@@ -10466,7 +10709,6 @@
               <m:d>
                 <m:dPr>
                   <m:begChr m:val="("/>
-                  <m:sepChr m:val=""/>
                   <m:endChr m:val=")"/>
                   <m:grow/>
                 </m:dPr>
@@ -10509,7 +10751,6 @@
               <m:d>
                 <m:dPr>
                   <m:begChr m:val="("/>
-                  <m:sepChr m:val=""/>
                   <m:endChr m:val=")"/>
                   <m:grow/>
                 </m:dPr>
@@ -10579,7 +10820,6 @@
               <m:d>
                 <m:dPr>
                   <m:begChr m:val="("/>
-                  <m:sepChr m:val=""/>
                   <m:endChr m:val=")"/>
                   <m:grow/>
                 </m:dPr>
@@ -10631,7 +10871,6 @@
               <m:d>
                 <m:dPr>
                   <m:begChr m:val="("/>
-                  <m:sepChr m:val=""/>
                   <m:endChr m:val=")"/>
                   <m:grow/>
                 </m:dPr>
@@ -12316,7 +12555,6 @@
               <m:d>
                 <m:dPr>
                   <m:begChr m:val="("/>
-                  <m:sepChr m:val=""/>
                   <m:endChr m:val=")"/>
                   <m:grow/>
                 </m:dPr>
@@ -12693,7 +12931,6 @@
           <m:d>
             <m:dPr>
               <m:begChr m:val="("/>
-              <m:sepChr m:val=""/>
               <m:endChr m:val=")"/>
               <m:grow/>
             </m:dPr>
@@ -12857,7 +13094,7 @@
           <m:rPr>
             <m:sty m:val="p"/>
           </m:rPr>
-          <m:t>∼</m:t>
+          <m:t>~</m:t>
         </m:r>
         <m:r>
           <m:rPr>
@@ -13165,7 +13402,7 @@
             <m:rPr>
               <m:sty m:val="p"/>
             </m:rPr>
-            <m:t>∼</m:t>
+            <m:t>~</m:t>
           </m:r>
           <m:sSubSup>
             <m:e>
@@ -14691,7 +14928,7 @@
       <w:tblPr>
         <w:tblStyle w:val="Table"/>
         <w:tblW w:type="pct" w:w="5000"/>
-        <w:tblLayout w:type="fixed"/>
+        <w:tblLayout w:type="autofit"/>
         <w:tblLook w:firstRow="1" w:lastRow="0" w:firstColumn="0" w:lastColumn="0" w:noHBand="0" w:noVBand="0" w:val="0020"/>
       </w:tblPr>
       <w:tblGrid>
@@ -14840,7 +15077,7 @@
                 <m:rPr>
                   <m:sty m:val="p"/>
                 </m:rPr>
-                <m:t>∼</m:t>
+                <m:t>~</m:t>
               </m:r>
               <m:sSup>
                 <m:e>
@@ -15760,6 +15997,7 @@
     <w:qFormat/>
     <w:pPr>
       <w:spacing w:after="36" w:before="36"/>
+      <w:ind w:firstLine="0"/>
     </w:pPr>
   </w:style>
   <w:style w:styleId="Title" w:type="paragraph">
